--- a/files/承攬商65歲以上工作人員切結書.docx
+++ b/files/承攬商65歲以上工作人員切結書.docx
@@ -2,21 +2,27 @@
 <file path=word/document.xml><?xml version="1.0" encoding="utf-8"?>
 <w:document xmlns:wpc="http://schemas.microsoft.com/office/word/2010/wordprocessingCanvas" xmlns:cx="http://schemas.microsoft.com/office/drawing/2014/chartex" xmlns:cx1="http://schemas.microsoft.com/office/drawing/2015/9/8/chartex" xmlns:cx2="http://schemas.microsoft.com/office/drawing/2015/10/21/chartex" xmlns:cx3="http://schemas.microsoft.com/office/drawing/2016/5/9/chartex" xmlns:cx4="http://schemas.microsoft.com/office/drawing/2016/5/10/chartex" xmlns:cx5="http://schemas.microsoft.com/office/drawing/2016/5/11/chartex" xmlns:cx6="http://schemas.microsoft.com/office/drawing/2016/5/12/chartex" xmlns:cx7="http://schemas.microsoft.com/office/drawing/2016/5/13/chartex" xmlns:cx8="http://schemas.microsoft.com/office/drawing/2016/5/14/chartex" xmlns:mc="http://schemas.openxmlformats.org/markup-compatibility/2006" xmlns:aink="http://schemas.microsoft.com/office/drawing/2016/ink" xmlns:am3d="http://schemas.microsoft.com/office/drawing/2017/model3d" xmlns:o="urn:schemas-microsoft-com:office:office" xmlns:oel="http://schemas.microsoft.com/office/2019/extlst" xmlns:r="http://schemas.openxmlformats.org/officeDocument/2006/relationships" xmlns:m="http://schemas.openxmlformats.org/officeDocument/2006/math" xmlns:v="urn:schemas-microsoft-com:vml" xmlns:wp14="http://schemas.microsoft.com/office/word/2010/wordprocessingDrawing" xmlns:wp="http://schemas.openxmlformats.org/drawingml/2006/wordprocessingDrawing" xmlns:w10="urn:schemas-microsoft-com:office:word" xmlns:w="http://schemas.openxmlformats.org/wordprocessingml/2006/main" xmlns:w14="http://schemas.microsoft.com/office/word/2010/wordml" xmlns:w15="http://schemas.microsoft.com/office/word/2012/wordml" xmlns:w16cex="http://schemas.microsoft.com/office/word/2018/wordml/cex" xmlns:w16cid="http://schemas.microsoft.com/office/word/2016/wordml/cid" xmlns:w16="http://schemas.microsoft.com/office/word/2018/wordml" xmlns:w16sdtdh="http://schemas.microsoft.com/office/word/2020/wordml/sdtdatahash" xmlns:w16se="http://schemas.microsoft.com/office/word/2015/wordml/symex" xmlns:wpg="http://schemas.microsoft.com/office/word/2010/wordprocessingGroup" xmlns:wpi="http://schemas.microsoft.com/office/word/2010/wordprocessingInk" xmlns:wne="http://schemas.microsoft.com/office/word/2006/wordml" xmlns:wps="http://schemas.microsoft.com/office/word/2010/wordprocessingShape" mc:Ignorable="w14 w15 w16se w16cid w16 w16cex w16sdtdh wp14">
   <w:body>
+    <w:bookmarkStart w:id="117" w:name="_Toc242179513"/>
+    <w:bookmarkStart w:id="118" w:name="_Toc242179572"/>
+    <w:bookmarkStart w:id="119" w:name="_Toc242179775"/>
     <w:p>
       <w:pPr>
         <w:spacing w:beforeLines="50" w:before="120" w:afterLines="100" w:after="240" w:line="540" w:lineRule="exact"/>
         <w:jc w:val="center"/>
-        <w:rPr>
-          <w:color w:val="000000" w:themeColor="text1"/>
-        </w:rPr>
-      </w:pPr>
-      <w:r>
-        <w:rPr>
-          <w:rFonts w:ascii="標楷體" w:eastAsia="標楷體" w:hAnsi="標楷體"/>
+        <w:outlineLvl w:val="0"/>
+        <w:rPr>
+          <w:rFonts w:eastAsia="標楷體"/>
+          <w:color w:val="000000" w:themeColor="text1"/>
+        </w:rPr>
+      </w:pPr>
+      <w:r>
+        <w:rPr>
+          <w:rFonts w:eastAsia="標楷體"/>
           <w:noProof/>
           <w:color w:val="000000" w:themeColor="text1"/>
           <w:sz w:val="28"/>
         </w:rPr>
+        <w:lastRenderedPageBreak/>
         <mc:AlternateContent>
           <mc:Choice Requires="wps">
             <w:drawing>
@@ -101,11 +107,7 @@
           </mc:Choice>
           <mc:Fallback>
             <w:pict>
-              <v:shapetype w14:anchorId="55C9903D" id="_x0000_t202" coordsize="21600,21600" o:spt="202" path="m,l,21600r21600,l21600,xe">
-                <v:stroke joinstyle="miter"/>
-                <v:path gradientshapeok="t" o:connecttype="rect"/>
-              </v:shapetype>
-              <v:shape id="文字方塊 2" o:spid="_x0000_s1026" type="#_x0000_t202" style="position:absolute;left:0;text-align:left;margin-left:446.1pt;margin-top:0;width:54.55pt;height:22.5pt;z-index:251727872;visibility:visible;mso-wrap-style:square;mso-width-percent:0;mso-height-percent:0;mso-wrap-distance-left:9pt;mso-wrap-distance-top:0;mso-wrap-distance-right:9pt;mso-wrap-distance-bottom:0;mso-position-horizontal:absolute;mso-position-horizontal-relative:text;mso-position-vertical:absolute;mso-position-vertical-relative:text;mso-width-percent:0;mso-height-percent:0;mso-width-relative:margin;mso-height-relative:margin;v-text-anchor:middle" o:gfxdata="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" strokecolor="black [3213]" strokeweight="1pt">
+              <v:shape w14:anchorId="55C9903D" id="_x0000_s1085" type="#_x0000_t202" style="position:absolute;left:0;text-align:left;margin-left:446.1pt;margin-top:0;width:54.55pt;height:22.5pt;z-index:251727872;visibility:visible;mso-wrap-style:square;mso-width-percent:0;mso-height-percent:0;mso-wrap-distance-left:9pt;mso-wrap-distance-top:0;mso-wrap-distance-right:9pt;mso-wrap-distance-bottom:0;mso-position-horizontal:absolute;mso-position-horizontal-relative:text;mso-position-vertical:absolute;mso-position-vertical-relative:text;mso-width-percent:0;mso-height-percent:0;mso-width-relative:margin;mso-height-relative:margin;v-text-anchor:middle" o:gfxdata="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" strokecolor="black [3213]" strokeweight="1pt">
                 <v:textbox>
                   <w:txbxContent>
                     <w:p>
@@ -135,48 +137,240 @@
       </w:r>
       <w:r>
         <w:rPr>
-          <w:rFonts w:ascii="標楷體" w:eastAsia="標楷體" w:hAnsi="標楷體"/>
+          <w:rFonts w:eastAsia="標楷體"/>
           <w:color w:val="000000" w:themeColor="text1"/>
           <w:sz w:val="40"/>
-          <w:szCs w:val="36"/>
-        </w:rPr>
-        <w:t xml:space="preserve">   承攬商65歲以上工作人員切結書</w:t>
-      </w:r>
+        </w:rPr>
+        <w:t>承攬商</w:t>
+      </w:r>
+      <w:r>
+        <w:rPr>
+          <w:rFonts w:eastAsia="標楷體"/>
+          <w:color w:val="000000" w:themeColor="text1"/>
+          <w:sz w:val="40"/>
+        </w:rPr>
+        <w:t>65</w:t>
+      </w:r>
+      <w:r>
+        <w:rPr>
+          <w:rFonts w:eastAsia="標楷體"/>
+          <w:color w:val="000000" w:themeColor="text1"/>
+          <w:sz w:val="40"/>
+        </w:rPr>
+        <w:t>歲以上工作人員切結書</w:t>
+      </w:r>
+      <w:bookmarkEnd w:id="117"/>
+      <w:bookmarkEnd w:id="118"/>
+      <w:bookmarkEnd w:id="119"/>
     </w:p>
     <w:p>
       <w:pPr>
         <w:spacing w:line="540" w:lineRule="exact"/>
         <w:rPr>
-          <w:rFonts w:ascii="標楷體" w:eastAsia="標楷體" w:hAnsi="標楷體"/>
-          <w:color w:val="000000" w:themeColor="text1"/>
-          <w:sz w:val="28"/>
-        </w:rPr>
-      </w:pPr>
-      <w:r>
-        <w:rPr>
-          <w:rFonts w:ascii="標楷體" w:eastAsia="標楷體" w:hAnsi="標楷體"/>
-          <w:color w:val="000000" w:themeColor="text1"/>
-          <w:sz w:val="28"/>
-        </w:rPr>
-        <w:t>本人於民國___年___月___日出生,年齡___歲，受雇於__________公司</w:t>
+          <w:rFonts w:eastAsia="標楷體"/>
+          <w:color w:val="000000" w:themeColor="text1"/>
+          <w:sz w:val="28"/>
+        </w:rPr>
+      </w:pPr>
+      <w:r>
+        <w:rPr>
+          <w:rFonts w:eastAsia="標楷體"/>
+          <w:color w:val="000000" w:themeColor="text1"/>
+          <w:sz w:val="28"/>
+        </w:rPr>
+        <w:t>本人於民國</w:t>
+      </w:r>
+      <w:r>
+        <w:rPr>
+          <w:rFonts w:eastAsia="標楷體"/>
+          <w:color w:val="000000" w:themeColor="text1"/>
+          <w:sz w:val="28"/>
+        </w:rPr>
+        <w:t>___</w:t>
+      </w:r>
+      <w:r>
+        <w:rPr>
+          <w:rFonts w:eastAsia="標楷體"/>
+          <w:color w:val="000000" w:themeColor="text1"/>
+          <w:sz w:val="28"/>
+        </w:rPr>
+        <w:t>年</w:t>
+      </w:r>
+      <w:r>
+        <w:rPr>
+          <w:rFonts w:eastAsia="標楷體"/>
+          <w:color w:val="000000" w:themeColor="text1"/>
+          <w:sz w:val="28"/>
+        </w:rPr>
+        <w:t>___</w:t>
+      </w:r>
+      <w:r>
+        <w:rPr>
+          <w:rFonts w:eastAsia="標楷體"/>
+          <w:color w:val="000000" w:themeColor="text1"/>
+          <w:sz w:val="28"/>
+        </w:rPr>
+        <w:t>月</w:t>
+      </w:r>
+      <w:r>
+        <w:rPr>
+          <w:rFonts w:eastAsia="標楷體"/>
+          <w:color w:val="000000" w:themeColor="text1"/>
+          <w:sz w:val="28"/>
+        </w:rPr>
+        <w:t>___</w:t>
+      </w:r>
+      <w:r>
+        <w:rPr>
+          <w:rFonts w:eastAsia="標楷體"/>
+          <w:color w:val="000000" w:themeColor="text1"/>
+          <w:sz w:val="28"/>
+        </w:rPr>
+        <w:t>日出生</w:t>
+      </w:r>
+      <w:r>
+        <w:rPr>
+          <w:rFonts w:eastAsia="標楷體"/>
+          <w:color w:val="000000" w:themeColor="text1"/>
+          <w:sz w:val="28"/>
+        </w:rPr>
+        <w:t>,</w:t>
+      </w:r>
+      <w:r>
+        <w:rPr>
+          <w:rFonts w:eastAsia="標楷體"/>
+          <w:color w:val="000000" w:themeColor="text1"/>
+          <w:sz w:val="28"/>
+        </w:rPr>
+        <w:t>年齡</w:t>
+      </w:r>
+      <w:r>
+        <w:rPr>
+          <w:rFonts w:eastAsia="標楷體"/>
+          <w:color w:val="000000" w:themeColor="text1"/>
+          <w:sz w:val="28"/>
+        </w:rPr>
+        <w:t>___</w:t>
+      </w:r>
+      <w:r>
+        <w:rPr>
+          <w:rFonts w:eastAsia="標楷體"/>
+          <w:color w:val="000000" w:themeColor="text1"/>
+          <w:sz w:val="28"/>
+        </w:rPr>
+        <w:t>歲，受雇於</w:t>
+      </w:r>
+      <w:r>
+        <w:rPr>
+          <w:rFonts w:eastAsia="標楷體"/>
+          <w:color w:val="000000" w:themeColor="text1"/>
+          <w:sz w:val="28"/>
+        </w:rPr>
+        <w:t>__________</w:t>
+      </w:r>
+      <w:r>
+        <w:rPr>
+          <w:rFonts w:eastAsia="標楷體"/>
+          <w:color w:val="000000" w:themeColor="text1"/>
+          <w:sz w:val="28"/>
+        </w:rPr>
+        <w:t>公司</w:t>
       </w:r>
     </w:p>
     <w:p>
       <w:pPr>
         <w:spacing w:line="540" w:lineRule="exact"/>
         <w:rPr>
-          <w:rFonts w:ascii="標楷體" w:eastAsia="標楷體" w:hAnsi="標楷體"/>
-          <w:color w:val="000000" w:themeColor="text1"/>
-          <w:sz w:val="28"/>
-        </w:rPr>
-      </w:pPr>
-      <w:r>
-        <w:rPr>
-          <w:rFonts w:ascii="標楷體" w:eastAsia="標楷體" w:hAnsi="標楷體"/>
-          <w:color w:val="000000" w:themeColor="text1"/>
-          <w:sz w:val="28"/>
-        </w:rPr>
-        <w:t>本公司承攬台灣電力公司______電廠________________勞務工作,在施工區域內本人絕對不從事以下高危險性作業：</w:t>
+          <w:rFonts w:eastAsia="標楷體"/>
+          <w:color w:val="000000" w:themeColor="text1"/>
+          <w:sz w:val="28"/>
+        </w:rPr>
+      </w:pPr>
+      <w:r>
+        <w:rPr>
+          <w:rFonts w:eastAsia="標楷體"/>
+          <w:color w:val="000000" w:themeColor="text1"/>
+          <w:sz w:val="28"/>
+        </w:rPr>
+        <w:t>本公司承攬台灣電力公司</w:t>
+      </w:r>
+      <w:r>
+        <w:rPr>
+          <w:rFonts w:eastAsia="標楷體" w:hint="eastAsia"/>
+          <w:color w:val="FF0000"/>
+          <w:sz w:val="28"/>
+        </w:rPr>
+        <w:t>興達發</w:t>
+      </w:r>
+      <w:r>
+        <w:rPr>
+          <w:rFonts w:eastAsia="標楷體"/>
+          <w:sz w:val="28"/>
+        </w:rPr>
+        <w:t>電廠</w:t>
+      </w:r>
+      <w:r>
+        <w:rPr>
+          <w:rFonts w:eastAsia="標楷體"/>
+          <w:sz w:val="28"/>
+        </w:rPr>
+        <w:t>________________</w:t>
+      </w:r>
+      <w:r>
+        <w:rPr>
+          <w:rFonts w:eastAsia="標楷體"/>
+          <w:color w:val="FF0000"/>
+          <w:sz w:val="28"/>
+        </w:rPr>
+        <w:t>（</w:t>
+      </w:r>
+      <w:r>
+        <w:rPr>
+          <w:rFonts w:eastAsia="標楷體" w:hint="eastAsia"/>
+          <w:color w:val="FF0000"/>
+          <w:sz w:val="28"/>
+        </w:rPr>
+        <w:t>工程</w:t>
+      </w:r>
+      <w:r>
+        <w:rPr>
+          <w:rFonts w:eastAsia="標楷體" w:hint="eastAsia"/>
+          <w:color w:val="FF0000"/>
+          <w:sz w:val="28"/>
+        </w:rPr>
+        <w:t>/</w:t>
+      </w:r>
+      <w:r>
+        <w:rPr>
+          <w:rFonts w:eastAsia="標楷體"/>
+          <w:color w:val="FF0000"/>
+          <w:sz w:val="28"/>
+        </w:rPr>
+        <w:t>勞務</w:t>
+      </w:r>
+      <w:r>
+        <w:rPr>
+          <w:rFonts w:eastAsia="標楷體"/>
+          <w:color w:val="FF0000"/>
+          <w:sz w:val="28"/>
+        </w:rPr>
+        <w:t>名稱）</w:t>
+      </w:r>
+      <w:r>
+        <w:rPr>
+          <w:rFonts w:eastAsia="標楷體"/>
+          <w:color w:val="000000" w:themeColor="text1"/>
+          <w:sz w:val="28"/>
+        </w:rPr>
+        <w:t>,</w:t>
+      </w:r>
+      <w:r>
+        <w:rPr>
+          <w:rFonts w:eastAsia="標楷體"/>
+          <w:color w:val="000000" w:themeColor="text1"/>
+          <w:sz w:val="28"/>
+        </w:rPr>
+        <w:t>在施工區域內本人絕對不從事以下高危險性作業：</w:t>
       </w:r>
     </w:p>
     <w:p>
@@ -190,18 +384,34 @@
         <w:spacing w:line="540" w:lineRule="exact"/>
         <w:ind w:leftChars="0" w:left="616" w:hanging="616"/>
         <w:rPr>
-          <w:rFonts w:ascii="標楷體" w:eastAsia="標楷體" w:hAnsi="標楷體"/>
-          <w:color w:val="000000" w:themeColor="text1"/>
-          <w:sz w:val="28"/>
-        </w:rPr>
-      </w:pPr>
-      <w:r>
-        <w:rPr>
-          <w:rFonts w:ascii="標楷體" w:eastAsia="標楷體" w:hAnsi="標楷體"/>
-          <w:color w:val="000000" w:themeColor="text1"/>
-          <w:sz w:val="28"/>
-        </w:rPr>
-        <w:t>拆除横欄、護蓋、安全網之作業。</w:t>
+          <w:rFonts w:eastAsia="標楷體"/>
+          <w:color w:val="000000" w:themeColor="text1"/>
+          <w:sz w:val="28"/>
+        </w:rPr>
+      </w:pPr>
+      <w:r>
+        <w:rPr>
+          <w:rFonts w:eastAsia="標楷體"/>
+          <w:color w:val="000000" w:themeColor="text1"/>
+          <w:sz w:val="28"/>
+        </w:rPr>
+        <w:t>拆除</w:t>
+      </w:r>
+      <w:r>
+        <w:rPr>
+          <w:rFonts w:eastAsia="標楷體" w:hint="eastAsia"/>
+          <w:color w:val="FF0000"/>
+          <w:sz w:val="28"/>
+        </w:rPr>
+        <w:t>護欄</w:t>
+      </w:r>
+      <w:r>
+        <w:rPr>
+          <w:rFonts w:eastAsia="標楷體"/>
+          <w:color w:val="000000" w:themeColor="text1"/>
+          <w:sz w:val="28"/>
+        </w:rPr>
+        <w:t>、護蓋、安全網之作業。</w:t>
       </w:r>
     </w:p>
     <w:p>
@@ -215,70 +425,98 @@
         <w:spacing w:line="540" w:lineRule="exact"/>
         <w:ind w:leftChars="0" w:left="616" w:hanging="616"/>
         <w:rPr>
-          <w:rFonts w:ascii="標楷體" w:eastAsia="標楷體" w:hAnsi="標楷體"/>
-          <w:color w:val="000000" w:themeColor="text1"/>
-          <w:sz w:val="28"/>
-        </w:rPr>
-      </w:pPr>
-      <w:r>
-        <w:rPr>
-          <w:rFonts w:ascii="標楷體" w:eastAsia="標楷體" w:hAnsi="標楷體"/>
-          <w:color w:val="000000" w:themeColor="text1"/>
-          <w:sz w:val="28"/>
-        </w:rPr>
-        <w:t>5公尺以上</w:t>
-      </w:r>
-      <w:r>
-        <w:rPr>
-          <w:rFonts w:ascii="標楷體" w:eastAsia="標楷體" w:hAnsi="標楷體" w:hint="eastAsia"/>
-          <w:color w:val="FF0000"/>
+          <w:rFonts w:eastAsia="標楷體"/>
+          <w:color w:val="000000" w:themeColor="text1"/>
+          <w:sz w:val="28"/>
+        </w:rPr>
+      </w:pPr>
+      <w:r>
+        <w:rPr>
+          <w:rFonts w:eastAsia="標楷體"/>
+          <w:color w:val="000000" w:themeColor="text1"/>
+          <w:sz w:val="28"/>
+        </w:rPr>
+        <w:t>5</w:t>
+      </w:r>
+      <w:r>
+        <w:rPr>
+          <w:rFonts w:eastAsia="標楷體"/>
+          <w:color w:val="000000" w:themeColor="text1"/>
+          <w:sz w:val="28"/>
+        </w:rPr>
+        <w:t>公尺以上</w:t>
+      </w:r>
+      <w:r>
+        <w:rPr>
+          <w:rFonts w:eastAsia="標楷體" w:hint="eastAsia"/>
+          <w:color w:val="000000" w:themeColor="text1"/>
           <w:sz w:val="28"/>
         </w:rPr>
         <w:t>之</w:t>
       </w:r>
       <w:r>
         <w:rPr>
-          <w:rFonts w:ascii="標楷體" w:eastAsia="標楷體" w:hAnsi="標楷體"/>
-          <w:color w:val="000000" w:themeColor="text1"/>
-          <w:sz w:val="28"/>
-        </w:rPr>
-        <w:t>施工架組拆作業</w:t>
-      </w:r>
-      <w:r>
-        <w:rPr>
-          <w:rFonts w:ascii="標楷體" w:eastAsia="標楷體" w:hAnsi="標楷體" w:hint="eastAsia"/>
-          <w:color w:val="FF0000"/>
+          <w:rFonts w:eastAsia="標楷體"/>
+          <w:color w:val="000000" w:themeColor="text1"/>
+          <w:sz w:val="28"/>
+        </w:rPr>
+        <w:t>施工</w:t>
+      </w:r>
+      <w:proofErr w:type="gramStart"/>
+      <w:r>
+        <w:rPr>
+          <w:rFonts w:eastAsia="標楷體"/>
+          <w:color w:val="000000" w:themeColor="text1"/>
+          <w:sz w:val="28"/>
+        </w:rPr>
+        <w:t>架組拆作業</w:t>
+      </w:r>
+      <w:proofErr w:type="gramEnd"/>
+      <w:r>
+        <w:rPr>
+          <w:rFonts w:eastAsia="標楷體" w:hint="eastAsia"/>
+          <w:color w:val="000000" w:themeColor="text1"/>
           <w:sz w:val="28"/>
         </w:rPr>
         <w:t>、</w:t>
       </w:r>
-      <w:r>
-        <w:rPr>
-          <w:rFonts w:ascii="標楷體" w:eastAsia="標楷體" w:hAnsi="標楷體"/>
-          <w:color w:val="FF0000"/>
-          <w:sz w:val="28"/>
-        </w:rPr>
-        <w:t>高架吊掛作業</w:t>
-      </w:r>
-      <w:r>
-        <w:rPr>
-          <w:rFonts w:ascii="標楷體" w:eastAsia="標楷體" w:hAnsi="標楷體" w:hint="eastAsia"/>
-          <w:color w:val="FF0000"/>
+      <w:proofErr w:type="gramStart"/>
+      <w:r>
+        <w:rPr>
+          <w:rFonts w:eastAsia="標楷體"/>
+          <w:color w:val="000000" w:themeColor="text1"/>
+          <w:sz w:val="28"/>
+        </w:rPr>
+        <w:t>高架吊掛</w:t>
+      </w:r>
+      <w:proofErr w:type="gramEnd"/>
+      <w:r>
+        <w:rPr>
+          <w:rFonts w:eastAsia="標楷體"/>
+          <w:color w:val="000000" w:themeColor="text1"/>
+          <w:sz w:val="28"/>
+        </w:rPr>
+        <w:t>作業</w:t>
+      </w:r>
+      <w:r>
+        <w:rPr>
+          <w:rFonts w:eastAsia="標楷體" w:hint="eastAsia"/>
+          <w:color w:val="000000" w:themeColor="text1"/>
           <w:sz w:val="28"/>
         </w:rPr>
         <w:t>或</w:t>
       </w:r>
       <w:r>
         <w:rPr>
-          <w:rFonts w:ascii="標楷體" w:eastAsia="標楷體" w:hAnsi="標楷體"/>
-          <w:color w:val="FF0000"/>
+          <w:rFonts w:eastAsia="標楷體"/>
+          <w:color w:val="000000" w:themeColor="text1"/>
           <w:sz w:val="28"/>
         </w:rPr>
         <w:t>模板支撐作業</w:t>
       </w:r>
       <w:r>
         <w:rPr>
-          <w:rFonts w:ascii="標楷體" w:eastAsia="標楷體" w:hAnsi="標楷體"/>
+          <w:rFonts w:eastAsia="標楷體"/>
           <w:color w:val="000000" w:themeColor="text1"/>
           <w:sz w:val="28"/>
         </w:rPr>
@@ -296,18 +534,78 @@
         <w:spacing w:line="540" w:lineRule="exact"/>
         <w:ind w:leftChars="0" w:left="616" w:hanging="616"/>
         <w:rPr>
-          <w:rFonts w:ascii="標楷體" w:eastAsia="標楷體" w:hAnsi="標楷體"/>
-          <w:color w:val="000000" w:themeColor="text1"/>
-          <w:sz w:val="28"/>
-        </w:rPr>
-      </w:pPr>
-      <w:r>
-        <w:rPr>
-          <w:rFonts w:ascii="標楷體" w:eastAsia="標楷體" w:hAnsi="標楷體"/>
-          <w:color w:val="000000" w:themeColor="text1"/>
-          <w:sz w:val="28"/>
-        </w:rPr>
-        <w:t>危險性機械作業:起重機吊掛物料3公噸以上作業、吊籠作業。</w:t>
+          <w:rFonts w:eastAsia="標楷體"/>
+          <w:color w:val="000000" w:themeColor="text1"/>
+          <w:sz w:val="28"/>
+        </w:rPr>
+      </w:pPr>
+      <w:r>
+        <w:rPr>
+          <w:rFonts w:eastAsia="標楷體"/>
+          <w:color w:val="000000" w:themeColor="text1"/>
+          <w:sz w:val="28"/>
+        </w:rPr>
+        <w:t>危險性機械作業</w:t>
+      </w:r>
+      <w:r>
+        <w:rPr>
+          <w:rFonts w:eastAsia="標楷體"/>
+          <w:color w:val="000000" w:themeColor="text1"/>
+          <w:sz w:val="28"/>
+        </w:rPr>
+        <w:t>:</w:t>
+      </w:r>
+      <w:r>
+        <w:rPr>
+          <w:rFonts w:eastAsia="標楷體"/>
+          <w:color w:val="000000" w:themeColor="text1"/>
+          <w:sz w:val="28"/>
+        </w:rPr>
+        <w:t>起重機</w:t>
+      </w:r>
+      <w:proofErr w:type="gramStart"/>
+      <w:r>
+        <w:rPr>
+          <w:rFonts w:eastAsia="標楷體"/>
+          <w:color w:val="000000" w:themeColor="text1"/>
+          <w:sz w:val="28"/>
+        </w:rPr>
+        <w:t>吊掛物料</w:t>
+      </w:r>
+      <w:proofErr w:type="gramEnd"/>
+      <w:r>
+        <w:rPr>
+          <w:rFonts w:eastAsia="標楷體"/>
+          <w:color w:val="000000" w:themeColor="text1"/>
+          <w:sz w:val="28"/>
+        </w:rPr>
+        <w:t>3</w:t>
+      </w:r>
+      <w:r>
+        <w:rPr>
+          <w:rFonts w:eastAsia="標楷體"/>
+          <w:color w:val="000000" w:themeColor="text1"/>
+          <w:sz w:val="28"/>
+        </w:rPr>
+        <w:t>公噸以上作業、</w:t>
+      </w:r>
+      <w:proofErr w:type="gramStart"/>
+      <w:r>
+        <w:rPr>
+          <w:rFonts w:eastAsia="標楷體"/>
+          <w:color w:val="000000" w:themeColor="text1"/>
+          <w:sz w:val="28"/>
+        </w:rPr>
+        <w:t>吊籠作業</w:t>
+      </w:r>
+      <w:proofErr w:type="gramEnd"/>
+      <w:r>
+        <w:rPr>
+          <w:rFonts w:eastAsia="標楷體"/>
+          <w:color w:val="000000" w:themeColor="text1"/>
+          <w:sz w:val="28"/>
+        </w:rPr>
+        <w:t>。</w:t>
       </w:r>
     </w:p>
     <w:p>
@@ -321,20 +619,18 @@
         <w:spacing w:line="540" w:lineRule="exact"/>
         <w:ind w:leftChars="0" w:left="616" w:hanging="616"/>
         <w:rPr>
-          <w:rFonts w:ascii="標楷體" w:eastAsia="標楷體" w:hAnsi="標楷體"/>
-          <w:strike/>
-          <w:color w:val="FF0000"/>
-          <w:sz w:val="28"/>
-        </w:rPr>
-      </w:pPr>
-      <w:r>
-        <w:rPr>
-          <w:rFonts w:ascii="標楷體" w:eastAsia="標楷體" w:hAnsi="標楷體"/>
-          <w:strike/>
-          <w:color w:val="FF0000"/>
-          <w:sz w:val="28"/>
-        </w:rPr>
-        <w:t>5公尺以上模板支撐作業。</w:t>
+          <w:rFonts w:eastAsia="標楷體"/>
+          <w:color w:val="000000" w:themeColor="text1"/>
+          <w:sz w:val="28"/>
+        </w:rPr>
+      </w:pPr>
+      <w:r>
+        <w:rPr>
+          <w:rFonts w:eastAsia="標楷體"/>
+          <w:color w:val="000000" w:themeColor="text1"/>
+          <w:sz w:val="28"/>
+        </w:rPr>
+        <w:t>高空工作車作業。</w:t>
       </w:r>
     </w:p>
     <w:p>
@@ -348,18 +644,34 @@
         <w:spacing w:line="540" w:lineRule="exact"/>
         <w:ind w:leftChars="0" w:left="616" w:hanging="616"/>
         <w:rPr>
-          <w:rFonts w:ascii="標楷體" w:eastAsia="標楷體" w:hAnsi="標楷體"/>
-          <w:color w:val="000000" w:themeColor="text1"/>
-          <w:sz w:val="28"/>
-        </w:rPr>
-      </w:pPr>
-      <w:r>
-        <w:rPr>
-          <w:rFonts w:ascii="標楷體" w:eastAsia="標楷體" w:hAnsi="標楷體"/>
-          <w:color w:val="000000" w:themeColor="text1"/>
-          <w:sz w:val="28"/>
-        </w:rPr>
-        <w:t>高空工作車作業。</w:t>
+          <w:rFonts w:eastAsia="標楷體"/>
+          <w:color w:val="000000" w:themeColor="text1"/>
+          <w:sz w:val="28"/>
+        </w:rPr>
+      </w:pPr>
+      <w:r>
+        <w:rPr>
+          <w:rFonts w:eastAsia="標楷體"/>
+          <w:color w:val="000000" w:themeColor="text1"/>
+          <w:sz w:val="28"/>
+        </w:rPr>
+        <w:t>開挖深度</w:t>
+      </w:r>
+      <w:r>
+        <w:rPr>
+          <w:rFonts w:eastAsia="標楷體"/>
+          <w:color w:val="000000" w:themeColor="text1"/>
+          <w:sz w:val="28"/>
+        </w:rPr>
+        <w:t>1.5</w:t>
+      </w:r>
+      <w:r>
+        <w:rPr>
+          <w:rFonts w:eastAsia="標楷體"/>
+          <w:color w:val="000000" w:themeColor="text1"/>
+          <w:sz w:val="28"/>
+        </w:rPr>
+        <w:t>公尺以上作業。</w:t>
       </w:r>
     </w:p>
     <w:p>
@@ -373,18 +685,18 @@
         <w:spacing w:line="540" w:lineRule="exact"/>
         <w:ind w:leftChars="0" w:left="616" w:hanging="616"/>
         <w:rPr>
-          <w:rFonts w:ascii="標楷體" w:eastAsia="標楷體" w:hAnsi="標楷體"/>
-          <w:color w:val="000000" w:themeColor="text1"/>
-          <w:sz w:val="28"/>
-        </w:rPr>
-      </w:pPr>
-      <w:r>
-        <w:rPr>
-          <w:rFonts w:ascii="標楷體" w:eastAsia="標楷體" w:hAnsi="標楷體"/>
-          <w:color w:val="000000" w:themeColor="text1"/>
-          <w:sz w:val="28"/>
-        </w:rPr>
-        <w:t>開挖作業深度1.5公尺以上開挖作業。</w:t>
+          <w:rFonts w:eastAsia="標楷體"/>
+          <w:color w:val="000000" w:themeColor="text1"/>
+          <w:sz w:val="28"/>
+        </w:rPr>
+      </w:pPr>
+      <w:r>
+        <w:rPr>
+          <w:rFonts w:eastAsia="標楷體"/>
+          <w:color w:val="000000" w:themeColor="text1"/>
+          <w:sz w:val="28"/>
+        </w:rPr>
+        <w:t>局限空間作業、水下作業。</w:t>
       </w:r>
     </w:p>
     <w:p>
@@ -398,18 +710,34 @@
         <w:spacing w:line="540" w:lineRule="exact"/>
         <w:ind w:leftChars="0" w:left="616" w:hanging="616"/>
         <w:rPr>
-          <w:rFonts w:ascii="標楷體" w:eastAsia="標楷體" w:hAnsi="標楷體"/>
-          <w:color w:val="000000" w:themeColor="text1"/>
-          <w:sz w:val="28"/>
-        </w:rPr>
-      </w:pPr>
-      <w:r>
-        <w:rPr>
-          <w:rFonts w:ascii="標楷體" w:eastAsia="標楷體" w:hAnsi="標楷體"/>
-          <w:color w:val="000000" w:themeColor="text1"/>
-          <w:sz w:val="28"/>
-        </w:rPr>
-        <w:t>局限空間作業、水下作業。</w:t>
+          <w:rFonts w:eastAsia="標楷體"/>
+          <w:color w:val="000000" w:themeColor="text1"/>
+          <w:sz w:val="28"/>
+        </w:rPr>
+      </w:pPr>
+      <w:r>
+        <w:rPr>
+          <w:rFonts w:eastAsia="標楷體"/>
+          <w:color w:val="000000" w:themeColor="text1"/>
+          <w:sz w:val="28"/>
+        </w:rPr>
+        <w:t>動火管制區</w:t>
+      </w:r>
+      <w:r>
+        <w:rPr>
+          <w:rFonts w:eastAsia="標楷體" w:hint="eastAsia"/>
+          <w:color w:val="FF0000"/>
+          <w:sz w:val="28"/>
+        </w:rPr>
+        <w:t>之</w:t>
+      </w:r>
+      <w:r>
+        <w:rPr>
+          <w:rFonts w:eastAsia="標楷體"/>
+          <w:color w:val="000000" w:themeColor="text1"/>
+          <w:sz w:val="28"/>
+        </w:rPr>
+        <w:t>動火作業。</w:t>
       </w:r>
     </w:p>
     <w:p>
@@ -423,18 +751,60 @@
         <w:spacing w:line="540" w:lineRule="exact"/>
         <w:ind w:leftChars="0" w:left="616" w:hanging="616"/>
         <w:rPr>
-          <w:rFonts w:ascii="標楷體" w:eastAsia="標楷體" w:hAnsi="標楷體"/>
-          <w:color w:val="000000" w:themeColor="text1"/>
-          <w:sz w:val="28"/>
-        </w:rPr>
-      </w:pPr>
-      <w:r>
-        <w:rPr>
-          <w:rFonts w:ascii="標楷體" w:eastAsia="標楷體" w:hAnsi="標楷體"/>
-          <w:color w:val="000000" w:themeColor="text1"/>
-          <w:sz w:val="28"/>
-        </w:rPr>
-        <w:t>動火管制區動火作業。</w:t>
+          <w:rFonts w:eastAsia="標楷體"/>
+          <w:color w:val="000000" w:themeColor="text1"/>
+          <w:sz w:val="28"/>
+        </w:rPr>
+      </w:pPr>
+      <w:r>
+        <w:rPr>
+          <w:rFonts w:eastAsia="標楷體"/>
+          <w:color w:val="000000" w:themeColor="text1"/>
+          <w:sz w:val="28"/>
+        </w:rPr>
+        <w:t>通道及工作平</w:t>
+      </w:r>
+      <w:proofErr w:type="gramStart"/>
+      <w:r>
+        <w:rPr>
+          <w:rFonts w:eastAsia="標楷體"/>
+          <w:color w:val="000000" w:themeColor="text1"/>
+          <w:sz w:val="28"/>
+        </w:rPr>
+        <w:t>臺</w:t>
+      </w:r>
+      <w:proofErr w:type="gramEnd"/>
+      <w:r>
+        <w:rPr>
+          <w:rFonts w:eastAsia="標楷體"/>
+          <w:color w:val="000000" w:themeColor="text1"/>
+          <w:sz w:val="28"/>
+        </w:rPr>
+        <w:t>之格</w:t>
+      </w:r>
+      <w:r>
+        <w:rPr>
+          <w:rFonts w:eastAsia="標楷體" w:hint="eastAsia"/>
+          <w:color w:val="000000" w:themeColor="text1"/>
+          <w:sz w:val="28"/>
+        </w:rPr>
+        <w:t>栅板安裝作業</w:t>
+      </w:r>
+      <w:r>
+        <w:rPr>
+          <w:rFonts w:eastAsia="標楷體"/>
+          <w:color w:val="000000" w:themeColor="text1"/>
+          <w:sz w:val="28"/>
+        </w:rPr>
+        <w:t>,2</w:t>
+      </w:r>
+      <w:r>
+        <w:rPr>
+          <w:rFonts w:eastAsia="標楷體"/>
+          <w:color w:val="000000" w:themeColor="text1"/>
+          <w:sz w:val="28"/>
+        </w:rPr>
+        <w:t>公尺以上臨時工作台組拆作業。</w:t>
       </w:r>
     </w:p>
     <w:p>
@@ -448,245 +818,405 @@
         <w:spacing w:line="540" w:lineRule="exact"/>
         <w:ind w:leftChars="0" w:left="616" w:hanging="616"/>
         <w:rPr>
-          <w:rFonts w:ascii="標楷體" w:eastAsia="標楷體" w:hAnsi="標楷體"/>
-          <w:color w:val="000000" w:themeColor="text1"/>
-          <w:sz w:val="28"/>
-        </w:rPr>
-      </w:pPr>
-      <w:r>
-        <w:rPr>
-          <w:rFonts w:ascii="標楷體" w:eastAsia="標楷體" w:hAnsi="標楷體"/>
-          <w:color w:val="000000" w:themeColor="text1"/>
-          <w:sz w:val="28"/>
-        </w:rPr>
-        <w:t>通道及工作平臺之格栅板安裝作業,2公尺以上臨時工作台組拆作業。</w:t>
+          <w:rFonts w:eastAsia="標楷體"/>
+          <w:color w:val="000000" w:themeColor="text1"/>
+          <w:sz w:val="28"/>
+        </w:rPr>
+      </w:pPr>
+      <w:r>
+        <w:rPr>
+          <w:rFonts w:eastAsia="標楷體"/>
+          <w:color w:val="000000" w:themeColor="text1"/>
+          <w:sz w:val="28"/>
+        </w:rPr>
+        <w:t>已受電之</w:t>
+      </w:r>
+      <w:r>
+        <w:rPr>
+          <w:rFonts w:eastAsia="標楷體"/>
+          <w:color w:val="000000" w:themeColor="text1"/>
+          <w:sz w:val="28"/>
+        </w:rPr>
+        <w:t>380V(</w:t>
+      </w:r>
+      <w:r>
+        <w:rPr>
+          <w:rFonts w:eastAsia="標楷體"/>
+          <w:color w:val="000000" w:themeColor="text1"/>
+          <w:sz w:val="28"/>
+        </w:rPr>
+        <w:t>含</w:t>
+      </w:r>
+      <w:r>
+        <w:rPr>
+          <w:rFonts w:eastAsia="標楷體"/>
+          <w:color w:val="000000" w:themeColor="text1"/>
+          <w:sz w:val="28"/>
+        </w:rPr>
+        <w:t>)</w:t>
+      </w:r>
+      <w:r>
+        <w:rPr>
+          <w:rFonts w:eastAsia="標楷體"/>
+          <w:color w:val="000000" w:themeColor="text1"/>
+          <w:sz w:val="28"/>
+        </w:rPr>
+        <w:t>以上開關箱、變壓器、馬達等電氣設備從事拆、接線、測試、維修</w:t>
+      </w:r>
+      <w:r>
+        <w:rPr>
+          <w:rFonts w:eastAsia="標楷體"/>
+          <w:color w:val="000000" w:themeColor="text1"/>
+          <w:sz w:val="28"/>
+        </w:rPr>
+        <w:t>(</w:t>
+      </w:r>
+      <w:r>
+        <w:rPr>
+          <w:rFonts w:eastAsia="標楷體"/>
+          <w:color w:val="000000" w:themeColor="text1"/>
+          <w:sz w:val="28"/>
+        </w:rPr>
+        <w:t>護</w:t>
+      </w:r>
+      <w:r>
+        <w:rPr>
+          <w:rFonts w:eastAsia="標楷體"/>
+          <w:color w:val="000000" w:themeColor="text1"/>
+          <w:sz w:val="28"/>
+        </w:rPr>
+        <w:t>)</w:t>
+      </w:r>
+      <w:r>
+        <w:rPr>
+          <w:rFonts w:eastAsia="標楷體"/>
+          <w:color w:val="000000" w:themeColor="text1"/>
+          <w:sz w:val="28"/>
+        </w:rPr>
+        <w:t>作業或其他</w:t>
+      </w:r>
+      <w:proofErr w:type="gramStart"/>
+      <w:r>
+        <w:rPr>
+          <w:rFonts w:eastAsia="標楷體"/>
+          <w:color w:val="000000" w:themeColor="text1"/>
+          <w:sz w:val="28"/>
+        </w:rPr>
+        <w:t>存在感電</w:t>
+      </w:r>
+      <w:proofErr w:type="gramEnd"/>
+      <w:r>
+        <w:rPr>
+          <w:rFonts w:eastAsia="標楷體"/>
+          <w:color w:val="000000" w:themeColor="text1"/>
+          <w:sz w:val="28"/>
+        </w:rPr>
+        <w:t>、電弧灼傷危害風險之作業。</w:t>
       </w:r>
     </w:p>
     <w:p>
       <w:pPr>
-        <w:pStyle w:val="afc"/>
-        <w:numPr>
-          <w:ilvl w:val="0"/>
-          <w:numId w:val="29"/>
-        </w:numPr>
-        <w:autoSpaceDN w:val="0"/>
         <w:spacing w:line="540" w:lineRule="exact"/>
-        <w:ind w:leftChars="0" w:left="616" w:hanging="616"/>
-        <w:rPr>
-          <w:rFonts w:ascii="標楷體" w:eastAsia="標楷體" w:hAnsi="標楷體"/>
-          <w:color w:val="000000" w:themeColor="text1"/>
-          <w:sz w:val="28"/>
-        </w:rPr>
-      </w:pPr>
-      <w:r>
-        <w:rPr>
-          <w:rFonts w:ascii="標楷體" w:eastAsia="標楷體" w:hAnsi="標楷體"/>
-          <w:color w:val="000000" w:themeColor="text1"/>
-          <w:sz w:val="28"/>
-        </w:rPr>
-        <w:t>已受電之380V(含)以上開關箱、變壓器、馬達等電氣設備從事拆、接線、測試、維修(護)作業或其他存在感電、電弧灼傷危害風險之作業。</w:t>
+        <w:rPr>
+          <w:rFonts w:eastAsia="標楷體"/>
+          <w:color w:val="000000" w:themeColor="text1"/>
+          <w:sz w:val="28"/>
+        </w:rPr>
+      </w:pPr>
+      <w:r>
+        <w:rPr>
+          <w:rFonts w:eastAsia="標楷體" w:hint="eastAsia"/>
+          <w:color w:val="FF0000"/>
+          <w:sz w:val="28"/>
+        </w:rPr>
+        <w:t>十</w:t>
+      </w:r>
+      <w:r>
+        <w:rPr>
+          <w:rFonts w:eastAsia="標楷體"/>
+          <w:color w:val="000000" w:themeColor="text1"/>
+          <w:sz w:val="28"/>
+        </w:rPr>
+        <w:t>、</w:t>
+      </w:r>
+      <w:r>
+        <w:rPr>
+          <w:rFonts w:eastAsia="標楷體"/>
+          <w:color w:val="000000" w:themeColor="text1"/>
+          <w:sz w:val="28"/>
+        </w:rPr>
+        <w:t>2</w:t>
+      </w:r>
+      <w:r>
+        <w:rPr>
+          <w:rFonts w:eastAsia="標楷體"/>
+          <w:color w:val="000000" w:themeColor="text1"/>
+          <w:sz w:val="28"/>
+        </w:rPr>
+        <w:t>公尺以上高</w:t>
+      </w:r>
+      <w:r>
+        <w:rPr>
+          <w:rFonts w:eastAsia="標楷體" w:hint="eastAsia"/>
+          <w:color w:val="000000" w:themeColor="text1"/>
+          <w:sz w:val="28"/>
+        </w:rPr>
+        <w:t>處</w:t>
+      </w:r>
+      <w:r>
+        <w:rPr>
+          <w:rFonts w:eastAsia="標楷體"/>
+          <w:color w:val="000000" w:themeColor="text1"/>
+          <w:sz w:val="28"/>
+        </w:rPr>
+        <w:t>作業。</w:t>
       </w:r>
     </w:p>
     <w:p>
       <w:pPr>
-        <w:spacing w:line="540" w:lineRule="exact"/>
-        <w:rPr>
-          <w:rFonts w:ascii="標楷體" w:eastAsia="標楷體" w:hAnsi="標楷體"/>
-          <w:color w:val="000000" w:themeColor="text1"/>
-          <w:sz w:val="28"/>
-        </w:rPr>
-      </w:pPr>
-      <w:r>
-        <w:rPr>
-          <w:rFonts w:ascii="標楷體" w:eastAsia="標楷體" w:hAnsi="標楷體"/>
-          <w:color w:val="FF0000"/>
-          <w:sz w:val="28"/>
-        </w:rPr>
-        <w:t>十一、</w:t>
-      </w:r>
-      <w:r>
-        <w:rPr>
-          <w:rFonts w:ascii="標楷體" w:eastAsia="標楷體" w:hAnsi="標楷體" w:hint="eastAsia"/>
-          <w:color w:val="FF0000"/>
-          <w:sz w:val="28"/>
-        </w:rPr>
-        <w:t>2</w:t>
-      </w:r>
-      <w:r>
-        <w:rPr>
-          <w:rFonts w:ascii="標楷體" w:eastAsia="標楷體" w:hAnsi="標楷體"/>
-          <w:color w:val="FF0000"/>
-          <w:sz w:val="28"/>
-        </w:rPr>
-        <w:t>公尺以上高</w:t>
-      </w:r>
-      <w:r>
-        <w:rPr>
-          <w:rFonts w:ascii="標楷體" w:eastAsia="標楷體" w:hAnsi="標楷體" w:hint="eastAsia"/>
-          <w:color w:val="FF0000"/>
-          <w:sz w:val="28"/>
-        </w:rPr>
-        <w:t>處</w:t>
-      </w:r>
-      <w:r>
-        <w:rPr>
-          <w:rFonts w:ascii="標楷體" w:eastAsia="標楷體" w:hAnsi="標楷體"/>
-          <w:color w:val="FF0000"/>
-          <w:sz w:val="28"/>
-        </w:rPr>
-        <w:t>作業</w:t>
-      </w:r>
-      <w:r>
-        <w:rPr>
-          <w:rFonts w:ascii="標楷體" w:eastAsia="標楷體" w:hAnsi="標楷體"/>
-          <w:color w:val="000000" w:themeColor="text1"/>
-          <w:sz w:val="28"/>
-        </w:rPr>
-        <w:t>。</w:t>
+        <w:spacing w:beforeLines="50" w:before="120" w:afterLines="50" w:after="120" w:line="540" w:lineRule="exact"/>
+        <w:ind w:right="-142"/>
+        <w:rPr>
+          <w:rFonts w:eastAsia="標楷體"/>
+          <w:color w:val="000000" w:themeColor="text1"/>
+          <w:sz w:val="28"/>
+        </w:rPr>
+      </w:pPr>
+      <w:r>
+        <w:rPr>
+          <w:rFonts w:eastAsia="標楷體"/>
+          <w:color w:val="000000" w:themeColor="text1"/>
+          <w:sz w:val="28"/>
+        </w:rPr>
+        <w:t>承攬商負責人與勞工本人共同切結</w:t>
+      </w:r>
+      <w:r>
+        <w:rPr>
+          <w:rFonts w:eastAsia="標楷體" w:hint="eastAsia"/>
+          <w:color w:val="000000" w:themeColor="text1"/>
+          <w:sz w:val="28"/>
+        </w:rPr>
+        <w:t>並</w:t>
+      </w:r>
+      <w:r>
+        <w:rPr>
+          <w:rFonts w:eastAsia="標楷體" w:hint="eastAsia"/>
+          <w:color w:val="000000" w:themeColor="text1"/>
+          <w:sz w:val="28"/>
+        </w:rPr>
+        <w:t>確實</w:t>
+      </w:r>
+      <w:r>
+        <w:rPr>
+          <w:rFonts w:eastAsia="標楷體" w:hint="eastAsia"/>
+          <w:color w:val="000000" w:themeColor="text1"/>
+          <w:sz w:val="28"/>
+        </w:rPr>
+        <w:t>填報</w:t>
+      </w:r>
+      <w:r>
+        <w:rPr>
+          <w:rFonts w:eastAsia="標楷體" w:hint="eastAsia"/>
+          <w:color w:val="000000" w:themeColor="text1"/>
+          <w:sz w:val="28"/>
+        </w:rPr>
+        <w:t>「</w:t>
+      </w:r>
+      <w:r>
+        <w:rPr>
+          <w:rFonts w:eastAsia="標楷體" w:hint="eastAsia"/>
+          <w:color w:val="000000" w:themeColor="text1"/>
+          <w:sz w:val="28"/>
+        </w:rPr>
+        <w:t>承攬商勞工適性評估表</w:t>
+      </w:r>
+      <w:r>
+        <w:rPr>
+          <w:rFonts w:eastAsia="標楷體" w:hint="eastAsia"/>
+          <w:color w:val="000000" w:themeColor="text1"/>
+          <w:sz w:val="28"/>
+        </w:rPr>
+        <w:t>」</w:t>
+      </w:r>
+      <w:r>
+        <w:rPr>
+          <w:rFonts w:eastAsia="標楷體" w:hint="eastAsia"/>
+          <w:color w:val="000000" w:themeColor="text1"/>
+          <w:sz w:val="28"/>
+        </w:rPr>
+        <w:t>供相關部門備查</w:t>
+      </w:r>
+      <w:r>
+        <w:rPr>
+          <w:rFonts w:eastAsia="標楷體"/>
+          <w:color w:val="000000" w:themeColor="text1"/>
+          <w:sz w:val="28"/>
+        </w:rPr>
+        <w:t>,</w:t>
+      </w:r>
+      <w:r>
+        <w:rPr>
+          <w:rFonts w:eastAsia="標楷體"/>
+          <w:color w:val="000000" w:themeColor="text1"/>
+          <w:sz w:val="28"/>
+        </w:rPr>
+        <w:t>如有違反</w:t>
+      </w:r>
+      <w:r>
+        <w:rPr>
+          <w:rFonts w:eastAsia="標楷體"/>
+          <w:color w:val="000000" w:themeColor="text1"/>
+          <w:sz w:val="28"/>
+        </w:rPr>
+        <w:t>,</w:t>
+      </w:r>
+      <w:r>
+        <w:rPr>
+          <w:rFonts w:eastAsia="標楷體"/>
+          <w:color w:val="000000" w:themeColor="text1"/>
+          <w:sz w:val="28"/>
+        </w:rPr>
+        <w:t>同意業主台灣電力公司收回工作證。</w:t>
+      </w:r>
+      <w:r>
+        <w:rPr>
+          <w:rFonts w:eastAsia="標楷體"/>
+          <w:color w:val="000000" w:themeColor="text1"/>
+          <w:sz w:val="28"/>
+        </w:rPr>
+        <w:t xml:space="preserve">   </w:t>
       </w:r>
     </w:p>
     <w:p>
       <w:pPr>
-        <w:spacing w:beforeLines="50" w:before="120" w:afterLines="50" w:after="120" w:line="540" w:lineRule="exact"/>
-        <w:ind w:right="-142"/>
-        <w:rPr>
-          <w:rFonts w:ascii="標楷體" w:eastAsia="標楷體" w:hAnsi="標楷體"/>
-          <w:color w:val="FF0000"/>
-          <w:sz w:val="28"/>
-        </w:rPr>
-      </w:pPr>
-      <w:r>
-        <w:rPr>
-          <w:rFonts w:ascii="標楷體" w:eastAsia="標楷體" w:hAnsi="標楷體"/>
-          <w:color w:val="000000" w:themeColor="text1"/>
-          <w:sz w:val="28"/>
-        </w:rPr>
-        <w:t>承攬商負責人與勞工本人共同切結</w:t>
-      </w:r>
-      <w:r>
-        <w:rPr>
-          <w:rFonts w:ascii="標楷體" w:eastAsia="標楷體" w:hAnsi="標楷體" w:hint="eastAsia"/>
-          <w:color w:val="FF0000"/>
-          <w:sz w:val="28"/>
-        </w:rPr>
-        <w:t>並</w:t>
-      </w:r>
-      <w:r>
-        <w:rPr>
-          <w:rFonts w:ascii="標楷體" w:eastAsia="標楷體" w:hAnsi="標楷體" w:hint="eastAsia"/>
-          <w:color w:val="FF0000"/>
-          <w:sz w:val="28"/>
-        </w:rPr>
-        <w:t>確實</w:t>
-      </w:r>
-      <w:r>
-        <w:rPr>
-          <w:rFonts w:ascii="標楷體" w:eastAsia="標楷體" w:hAnsi="標楷體" w:hint="eastAsia"/>
-          <w:color w:val="FF0000"/>
-          <w:sz w:val="28"/>
-        </w:rPr>
-        <w:t>填報</w:t>
-      </w:r>
-      <w:r>
-        <w:rPr>
-          <w:rFonts w:ascii="新細明體" w:hAnsi="新細明體" w:hint="eastAsia"/>
-          <w:color w:val="FF0000"/>
-          <w:sz w:val="28"/>
-        </w:rPr>
-        <w:t>「</w:t>
-      </w:r>
-      <w:r>
-        <w:rPr>
-          <w:rFonts w:ascii="標楷體" w:eastAsia="標楷體" w:hAnsi="標楷體" w:hint="eastAsia"/>
-          <w:color w:val="FF0000"/>
-          <w:sz w:val="28"/>
-        </w:rPr>
-        <w:t>承攬商勞工適性評估表</w:t>
-      </w:r>
-      <w:r>
-        <w:rPr>
-          <w:rFonts w:ascii="新細明體" w:hAnsi="新細明體" w:hint="eastAsia"/>
-          <w:color w:val="FF0000"/>
-          <w:sz w:val="28"/>
-        </w:rPr>
-        <w:t>」</w:t>
-      </w:r>
-      <w:r>
-        <w:rPr>
-          <w:rFonts w:ascii="標楷體" w:eastAsia="標楷體" w:hAnsi="標楷體" w:hint="eastAsia"/>
-          <w:color w:val="FF0000"/>
-          <w:sz w:val="28"/>
-        </w:rPr>
-        <w:t>供相關部門備查</w:t>
-      </w:r>
-      <w:r>
-        <w:rPr>
-          <w:rFonts w:ascii="標楷體" w:eastAsia="標楷體" w:hAnsi="標楷體"/>
-          <w:color w:val="000000" w:themeColor="text1"/>
-          <w:sz w:val="28"/>
-        </w:rPr>
-        <w:t xml:space="preserve">,如有違反,同意業主台灣電力公司收回工作證。   </w:t>
+        <w:spacing w:line="540" w:lineRule="exact"/>
+        <w:rPr>
+          <w:rFonts w:eastAsia="標楷體"/>
+          <w:color w:val="000000" w:themeColor="text1"/>
+        </w:rPr>
+      </w:pPr>
+      <w:r>
+        <w:rPr>
+          <w:rFonts w:eastAsia="標楷體"/>
+          <w:color w:val="000000" w:themeColor="text1"/>
+          <w:sz w:val="28"/>
+        </w:rPr>
+        <w:t xml:space="preserve">        </w:t>
+      </w:r>
+      <w:proofErr w:type="gramStart"/>
+      <w:r>
+        <w:rPr>
+          <w:rFonts w:eastAsia="標楷體"/>
+          <w:color w:val="000000" w:themeColor="text1"/>
+          <w:sz w:val="28"/>
+        </w:rPr>
+        <w:t>立書人</w:t>
+      </w:r>
+      <w:proofErr w:type="gramEnd"/>
+      <w:r>
+        <w:rPr>
+          <w:rFonts w:eastAsia="標楷體"/>
+          <w:color w:val="000000" w:themeColor="text1"/>
+          <w:sz w:val="28"/>
+        </w:rPr>
+        <w:t>：</w:t>
+      </w:r>
+      <w:r>
+        <w:rPr>
+          <w:rFonts w:eastAsia="標楷體"/>
+          <w:color w:val="000000" w:themeColor="text1"/>
+          <w:spacing w:val="16"/>
+          <w:sz w:val="28"/>
+        </w:rPr>
+        <w:t>承攬商名稱</w:t>
+      </w:r>
+      <w:r>
+        <w:rPr>
+          <w:rFonts w:eastAsia="標楷體"/>
+          <w:color w:val="000000" w:themeColor="text1"/>
+          <w:sz w:val="28"/>
+        </w:rPr>
+        <w:t xml:space="preserve">                         </w:t>
+      </w:r>
+      <w:r>
+        <w:rPr>
+          <w:rFonts w:eastAsia="標楷體"/>
+          <w:color w:val="000000" w:themeColor="text1"/>
+          <w:sz w:val="28"/>
+        </w:rPr>
+        <w:t xml:space="preserve"> </w:t>
+      </w:r>
+      <w:r>
+        <w:rPr>
+          <w:rFonts w:eastAsia="標楷體"/>
+          <w:color w:val="000000" w:themeColor="text1"/>
+          <w:sz w:val="28"/>
+        </w:rPr>
+        <w:t>(</w:t>
+      </w:r>
+      <w:r>
+        <w:rPr>
+          <w:rFonts w:eastAsia="標楷體"/>
+          <w:color w:val="000000" w:themeColor="text1"/>
+          <w:sz w:val="28"/>
+        </w:rPr>
+        <w:t>用印</w:t>
+      </w:r>
+      <w:r>
+        <w:rPr>
+          <w:rFonts w:eastAsia="標楷體"/>
+          <w:color w:val="000000" w:themeColor="text1"/>
+          <w:sz w:val="28"/>
+        </w:rPr>
+        <w:t>)</w:t>
       </w:r>
     </w:p>
     <w:p>
       <w:pPr>
         <w:spacing w:line="540" w:lineRule="exact"/>
         <w:rPr>
-          <w:color w:val="000000" w:themeColor="text1"/>
-        </w:rPr>
-      </w:pPr>
-      <w:r>
-        <w:rPr>
-          <w:rFonts w:ascii="標楷體" w:eastAsia="標楷體" w:hAnsi="標楷體"/>
-          <w:color w:val="000000" w:themeColor="text1"/>
-          <w:sz w:val="28"/>
-        </w:rPr>
-        <w:t xml:space="preserve">        立書人：</w:t>
-      </w:r>
-      <w:r>
-        <w:rPr>
-          <w:rFonts w:ascii="標楷體" w:eastAsia="標楷體" w:hAnsi="標楷體"/>
-          <w:color w:val="000000" w:themeColor="text1"/>
-          <w:spacing w:val="16"/>
-          <w:sz w:val="28"/>
-        </w:rPr>
-        <w:t>承攬商名稱</w:t>
-      </w:r>
-      <w:r>
-        <w:rPr>
-          <w:rFonts w:ascii="標楷體" w:eastAsia="標楷體" w:hAnsi="標楷體"/>
-          <w:color w:val="000000" w:themeColor="text1"/>
-          <w:sz w:val="28"/>
-        </w:rPr>
-        <w:t xml:space="preserve">                         </w:t>
-      </w:r>
-      <w:r>
-        <w:rPr>
-          <w:rFonts w:ascii="標楷體" w:eastAsia="標楷體" w:hAnsi="標楷體"/>
-          <w:color w:val="000000" w:themeColor="text1"/>
+          <w:rFonts w:eastAsia="標楷體"/>
+          <w:color w:val="000000" w:themeColor="text1"/>
+        </w:rPr>
+      </w:pPr>
+      <w:r>
+        <w:rPr>
+          <w:rFonts w:eastAsia="標楷體"/>
+          <w:color w:val="000000" w:themeColor="text1"/>
+          <w:sz w:val="28"/>
+        </w:rPr>
+        <w:t xml:space="preserve">                </w:t>
+      </w:r>
+      <w:r>
+        <w:rPr>
+          <w:rFonts w:eastAsia="標楷體"/>
+          <w:color w:val="000000" w:themeColor="text1"/>
+          <w:spacing w:val="160"/>
+          <w:sz w:val="28"/>
+        </w:rPr>
+        <w:t>負責人</w:t>
+      </w:r>
+      <w:r>
+        <w:rPr>
+          <w:rFonts w:eastAsia="標楷體"/>
+          <w:color w:val="000000" w:themeColor="text1"/>
+          <w:spacing w:val="160"/>
           <w:sz w:val="28"/>
         </w:rPr>
         <w:t xml:space="preserve"> </w:t>
-      </w:r>
-      <w:r>
-        <w:rPr>
-          <w:rFonts w:ascii="標楷體" w:eastAsia="標楷體" w:hAnsi="標楷體"/>
-          <w:color w:val="000000" w:themeColor="text1"/>
-          <w:sz w:val="28"/>
-        </w:rPr>
-        <w:t>(用印)</w:t>
       </w:r>
     </w:p>
     <w:p>
       <w:pPr>
         <w:spacing w:line="540" w:lineRule="exact"/>
         <w:rPr>
-          <w:color w:val="000000" w:themeColor="text1"/>
-        </w:rPr>
-      </w:pPr>
-      <w:r>
-        <w:rPr>
-          <w:rFonts w:ascii="標楷體" w:eastAsia="標楷體" w:hAnsi="標楷體"/>
+          <w:rFonts w:eastAsia="標楷體"/>
+          <w:color w:val="000000" w:themeColor="text1"/>
+        </w:rPr>
+      </w:pPr>
+      <w:r>
+        <w:rPr>
+          <w:rFonts w:eastAsia="標楷體"/>
           <w:color w:val="000000" w:themeColor="text1"/>
           <w:sz w:val="28"/>
         </w:rPr>
@@ -694,24 +1224,66 @@
       </w:r>
       <w:r>
         <w:rPr>
-          <w:rFonts w:ascii="標楷體" w:eastAsia="標楷體" w:hAnsi="標楷體"/>
+          <w:rFonts w:eastAsia="標楷體"/>
           <w:color w:val="000000" w:themeColor="text1"/>
           <w:spacing w:val="160"/>
           <w:sz w:val="28"/>
         </w:rPr>
-        <w:t xml:space="preserve">負責人 </w:t>
+        <w:t>連絡人</w:t>
+      </w:r>
+      <w:r>
+        <w:rPr>
+          <w:rFonts w:eastAsia="標楷體"/>
+          <w:color w:val="000000" w:themeColor="text1"/>
+          <w:sz w:val="28"/>
+        </w:rPr>
+        <w:t xml:space="preserve">                        </w:t>
+      </w:r>
+      <w:r>
+        <w:rPr>
+          <w:rFonts w:eastAsia="標楷體"/>
+          <w:color w:val="000000" w:themeColor="text1"/>
+          <w:sz w:val="28"/>
+        </w:rPr>
+        <w:t xml:space="preserve"> </w:t>
+      </w:r>
+      <w:r>
+        <w:rPr>
+          <w:rFonts w:eastAsia="標楷體"/>
+          <w:color w:val="000000" w:themeColor="text1"/>
+          <w:sz w:val="28"/>
+        </w:rPr>
+        <w:t>(</w:t>
+      </w:r>
+      <w:r>
+        <w:rPr>
+          <w:rFonts w:eastAsia="標楷體"/>
+          <w:color w:val="000000" w:themeColor="text1"/>
+          <w:sz w:val="28"/>
+        </w:rPr>
+        <w:t>簽章</w:t>
+      </w:r>
+      <w:r>
+        <w:rPr>
+          <w:rFonts w:eastAsia="標楷體"/>
+          <w:color w:val="000000" w:themeColor="text1"/>
+          <w:sz w:val="28"/>
+        </w:rPr>
+        <w:t>)</w:t>
       </w:r>
     </w:p>
     <w:p>
       <w:pPr>
         <w:spacing w:line="540" w:lineRule="exact"/>
-        <w:rPr>
-          <w:color w:val="000000" w:themeColor="text1"/>
-        </w:rPr>
-      </w:pPr>
-      <w:r>
-        <w:rPr>
-          <w:rFonts w:ascii="標楷體" w:eastAsia="標楷體" w:hAnsi="標楷體"/>
+        <w:ind w:left="15" w:hanging="15"/>
+        <w:rPr>
+          <w:rFonts w:eastAsia="標楷體"/>
+          <w:color w:val="000000" w:themeColor="text1"/>
+        </w:rPr>
+      </w:pPr>
+      <w:r>
+        <w:rPr>
+          <w:rFonts w:eastAsia="標楷體"/>
           <w:color w:val="000000" w:themeColor="text1"/>
           <w:sz w:val="28"/>
         </w:rPr>
@@ -719,49 +1291,25 @@
       </w:r>
       <w:r>
         <w:rPr>
-          <w:rFonts w:ascii="標楷體" w:eastAsia="標楷體" w:hAnsi="標楷體"/>
-          <w:color w:val="000000" w:themeColor="text1"/>
-          <w:spacing w:val="160"/>
-          <w:sz w:val="28"/>
-        </w:rPr>
-        <w:t>連絡人</w:t>
-      </w:r>
-      <w:r>
-        <w:rPr>
-          <w:rFonts w:ascii="標楷體" w:eastAsia="標楷體" w:hAnsi="標楷體"/>
-          <w:color w:val="000000" w:themeColor="text1"/>
-          <w:sz w:val="28"/>
-        </w:rPr>
-        <w:t xml:space="preserve">                        </w:t>
-      </w:r>
-      <w:r>
-        <w:rPr>
-          <w:rFonts w:ascii="標楷體" w:eastAsia="標楷體" w:hAnsi="標楷體"/>
-          <w:color w:val="000000" w:themeColor="text1"/>
-          <w:sz w:val="28"/>
-        </w:rPr>
-        <w:t xml:space="preserve"> </w:t>
-      </w:r>
-      <w:r>
-        <w:rPr>
-          <w:rFonts w:ascii="標楷體" w:eastAsia="標楷體" w:hAnsi="標楷體"/>
-          <w:color w:val="000000" w:themeColor="text1"/>
-          <w:sz w:val="28"/>
-        </w:rPr>
-        <w:t>(簽章)</w:t>
+          <w:rFonts w:eastAsia="標楷體"/>
+          <w:color w:val="000000" w:themeColor="text1"/>
+          <w:spacing w:val="62"/>
+          <w:sz w:val="28"/>
+        </w:rPr>
+        <w:t>連絡電話</w:t>
       </w:r>
     </w:p>
     <w:p>
       <w:pPr>
         <w:spacing w:line="540" w:lineRule="exact"/>
-        <w:ind w:left="15" w:hanging="15"/>
-        <w:rPr>
-          <w:color w:val="000000" w:themeColor="text1"/>
-        </w:rPr>
-      </w:pPr>
-      <w:r>
-        <w:rPr>
-          <w:rFonts w:ascii="標楷體" w:eastAsia="標楷體" w:hAnsi="標楷體"/>
+        <w:rPr>
+          <w:rFonts w:eastAsia="標楷體"/>
+          <w:color w:val="000000" w:themeColor="text1"/>
+        </w:rPr>
+      </w:pPr>
+      <w:r>
+        <w:rPr>
+          <w:rFonts w:eastAsia="標楷體"/>
           <w:color w:val="000000" w:themeColor="text1"/>
           <w:sz w:val="28"/>
         </w:rPr>
@@ -769,24 +1317,51 @@
       </w:r>
       <w:r>
         <w:rPr>
-          <w:rFonts w:ascii="標楷體" w:eastAsia="標楷體" w:hAnsi="標楷體"/>
+          <w:rFonts w:eastAsia="標楷體"/>
           <w:color w:val="000000" w:themeColor="text1"/>
           <w:spacing w:val="62"/>
           <w:sz w:val="28"/>
         </w:rPr>
-        <w:t>連絡電話</w:t>
+        <w:t>勞工姓名</w:t>
+      </w:r>
+      <w:r>
+        <w:rPr>
+          <w:rFonts w:eastAsia="標楷體"/>
+          <w:color w:val="000000" w:themeColor="text1"/>
+          <w:sz w:val="28"/>
+        </w:rPr>
+        <w:t xml:space="preserve">                          (</w:t>
+      </w:r>
+      <w:r>
+        <w:rPr>
+          <w:rFonts w:eastAsia="標楷體"/>
+          <w:color w:val="000000" w:themeColor="text1"/>
+          <w:sz w:val="28"/>
+        </w:rPr>
+        <w:t>簽章</w:t>
+      </w:r>
+      <w:r>
+        <w:rPr>
+          <w:rFonts w:eastAsia="標楷體"/>
+          <w:color w:val="000000" w:themeColor="text1"/>
+          <w:sz w:val="28"/>
+        </w:rPr>
+        <w:t>)</w:t>
       </w:r>
     </w:p>
     <w:p>
       <w:pPr>
         <w:spacing w:line="540" w:lineRule="exact"/>
         <w:rPr>
-          <w:color w:val="000000" w:themeColor="text1"/>
-        </w:rPr>
-      </w:pPr>
-      <w:r>
-        <w:rPr>
-          <w:rFonts w:ascii="標楷體" w:eastAsia="標楷體" w:hAnsi="標楷體"/>
+          <w:rFonts w:eastAsia="標楷體"/>
+          <w:color w:val="000000" w:themeColor="text1"/>
+          <w:spacing w:val="12"/>
+          <w:sz w:val="28"/>
+        </w:rPr>
+      </w:pPr>
+      <w:r>
+        <w:rPr>
+          <w:rFonts w:eastAsia="標楷體"/>
           <w:color w:val="000000" w:themeColor="text1"/>
           <w:sz w:val="28"/>
         </w:rPr>
@@ -794,101 +1369,96 @@
       </w:r>
       <w:r>
         <w:rPr>
-          <w:rFonts w:ascii="標楷體" w:eastAsia="標楷體" w:hAnsi="標楷體"/>
-          <w:color w:val="000000" w:themeColor="text1"/>
-          <w:spacing w:val="62"/>
-          <w:sz w:val="28"/>
-        </w:rPr>
-        <w:t>勞工姓名</w:t>
-      </w:r>
-      <w:r>
-        <w:rPr>
-          <w:rFonts w:ascii="標楷體" w:eastAsia="標楷體" w:hAnsi="標楷體"/>
-          <w:color w:val="000000" w:themeColor="text1"/>
-          <w:sz w:val="28"/>
-        </w:rPr>
-        <w:t xml:space="preserve">                          (簽章)</w:t>
+          <w:rFonts w:eastAsia="標楷體"/>
+          <w:color w:val="000000" w:themeColor="text1"/>
+          <w:spacing w:val="12"/>
+          <w:sz w:val="28"/>
+        </w:rPr>
+        <w:t>身分證字號</w:t>
       </w:r>
     </w:p>
     <w:p>
       <w:pPr>
         <w:spacing w:line="540" w:lineRule="exact"/>
-        <w:rPr>
-          <w:color w:val="000000" w:themeColor="text1"/>
-        </w:rPr>
-      </w:pPr>
-      <w:r>
-        <w:rPr>
-          <w:rFonts w:ascii="標楷體" w:eastAsia="標楷體" w:hAnsi="標楷體"/>
-          <w:color w:val="000000" w:themeColor="text1"/>
-          <w:sz w:val="28"/>
-        </w:rPr>
-        <w:t xml:space="preserve">                </w:t>
-      </w:r>
-      <w:r>
-        <w:rPr>
-          <w:rFonts w:ascii="標楷體" w:eastAsia="標楷體" w:hAnsi="標楷體"/>
-          <w:color w:val="000000" w:themeColor="text1"/>
-          <w:spacing w:val="12"/>
-          <w:sz w:val="28"/>
-        </w:rPr>
-        <w:t>身分證字號</w:t>
+        <w:jc w:val="center"/>
+        <w:rPr>
+          <w:rFonts w:eastAsia="標楷體"/>
+          <w:color w:val="000000" w:themeColor="text1"/>
+        </w:rPr>
+      </w:pPr>
+      <w:r>
+        <w:rPr>
+          <w:rFonts w:eastAsia="標楷體"/>
+          <w:color w:val="000000" w:themeColor="text1"/>
+          <w:sz w:val="28"/>
+        </w:rPr>
+        <w:t>中華民國</w:t>
+      </w:r>
+      <w:r>
+        <w:rPr>
+          <w:rFonts w:eastAsia="標楷體"/>
+          <w:color w:val="000000" w:themeColor="text1"/>
+          <w:sz w:val="28"/>
+        </w:rPr>
+        <w:t xml:space="preserve">         </w:t>
+      </w:r>
+      <w:r>
+        <w:rPr>
+          <w:rFonts w:eastAsia="標楷體"/>
+          <w:color w:val="000000" w:themeColor="text1"/>
+          <w:sz w:val="28"/>
+        </w:rPr>
+        <w:t>年</w:t>
+      </w:r>
+      <w:r>
+        <w:rPr>
+          <w:rFonts w:eastAsia="標楷體"/>
+          <w:color w:val="000000" w:themeColor="text1"/>
+          <w:sz w:val="28"/>
+        </w:rPr>
+        <w:t xml:space="preserve">          </w:t>
+      </w:r>
+      <w:r>
+        <w:rPr>
+          <w:rFonts w:eastAsia="標楷體"/>
+          <w:color w:val="000000" w:themeColor="text1"/>
+          <w:sz w:val="28"/>
+        </w:rPr>
+        <w:t>月</w:t>
+      </w:r>
+      <w:r>
+        <w:rPr>
+          <w:rFonts w:eastAsia="標楷體"/>
+          <w:color w:val="000000" w:themeColor="text1"/>
+          <w:sz w:val="28"/>
+        </w:rPr>
+        <w:t xml:space="preserve">         </w:t>
+      </w:r>
+      <w:r>
+        <w:rPr>
+          <w:rFonts w:eastAsia="標楷體"/>
+          <w:color w:val="000000" w:themeColor="text1"/>
+          <w:sz w:val="28"/>
+        </w:rPr>
+        <w:t>日</w:t>
       </w:r>
     </w:p>
     <w:p>
       <w:pPr>
-        <w:spacing w:line="540" w:lineRule="exact"/>
-        <w:rPr>
-          <w:rFonts w:ascii="標楷體" w:eastAsia="標楷體" w:hAnsi="標楷體"/>
-          <w:color w:val="000000" w:themeColor="text1"/>
-          <w:spacing w:val="12"/>
-          <w:sz w:val="28"/>
-        </w:rPr>
-      </w:pPr>
-    </w:p>
-    <w:p>
-      <w:pPr>
-        <w:spacing w:line="540" w:lineRule="exact"/>
-        <w:jc w:val="center"/>
-        <w:rPr>
-          <w:rFonts w:ascii="標楷體" w:eastAsia="標楷體" w:hAnsi="標楷體"/>
-          <w:color w:val="000000" w:themeColor="text1"/>
-        </w:rPr>
-      </w:pPr>
-      <w:r>
-        <w:rPr>
-          <w:rFonts w:ascii="標楷體" w:eastAsia="標楷體" w:hAnsi="標楷體"/>
-          <w:color w:val="000000" w:themeColor="text1"/>
-          <w:sz w:val="28"/>
-        </w:rPr>
-        <w:t>中華民國         年          月         日</w:t>
-      </w:r>
-    </w:p>
-    <w:p>
-      <w:pPr>
-        <w:snapToGrid w:val="0"/>
-        <w:spacing w:line="240" w:lineRule="atLeast"/>
-        <w:jc w:val="center"/>
-        <w:rPr>
-          <w:rFonts w:ascii="標楷體" w:eastAsia="標楷體" w:hAnsi="標楷體"/>
-          <w:color w:val="000000" w:themeColor="text1"/>
-          <w:sz w:val="28"/>
-          <w:szCs w:val="28"/>
-        </w:rPr>
-      </w:pPr>
-      <w:r>
-        <w:rPr>
-          <w:rFonts w:eastAsia="標楷體" w:hint="eastAsia"/>
-          <w:b/>
-          <w:color w:val="000000" w:themeColor="text1"/>
-          <w:spacing w:val="20"/>
-          <w:sz w:val="40"/>
-        </w:rPr>
-        <w:t xml:space="preserve">    </w:t>
+        <w:widowControl/>
+        <w:rPr>
+          <w:rFonts w:eastAsia="標楷體"/>
+          <w:color w:val="000000" w:themeColor="text1"/>
+        </w:rPr>
+      </w:pPr>
+      <w:r>
+        <w:rPr>
+          <w:rFonts w:eastAsia="標楷體"/>
+          <w:color w:val="000000" w:themeColor="text1"/>
+        </w:rPr>
       </w:r>
     </w:p>
     <w:sectPr>
-      <w:headerReference w:type="default" r:id="rId8"/>
       <w:pgSz w:w="11907" w:h="16840" w:code="9"/>
       <w:pgMar w:top="709" w:right="851" w:bottom="851" w:left="595" w:header="283" w:footer="732" w:gutter="397"/>
       <w:cols w:space="425"/>
@@ -914,6 +1484,9 @@
       </w:r>
     </w:p>
   </w:endnote>
+  <w:endnote w:type="continuationNotice" w:id="1">
+    <w:p/>
+  </w:endnote>
 </w:endnotes>
 </file>
 
@@ -933,17 +1506,10 @@
       </w:r>
     </w:p>
   </w:footnote>
+  <w:footnote w:type="continuationNotice" w:id="1">
+    <w:p/>
+  </w:footnote>
 </w:footnotes>
-</file>
-
-<file path=word/header1.xml><?xml version="1.0" encoding="utf-8"?>
-<w:hdr xmlns:wpc="http://schemas.microsoft.com/office/word/2010/wordprocessingCanvas" xmlns:cx="http://schemas.microsoft.com/office/drawing/2014/chartex" xmlns:cx1="http://schemas.microsoft.com/office/drawing/2015/9/8/chartex" xmlns:cx2="http://schemas.microsoft.com/office/drawing/2015/10/21/chartex" xmlns:cx3="http://schemas.microsoft.com/office/drawing/2016/5/9/chartex" xmlns:cx4="http://schemas.microsoft.com/office/drawing/2016/5/10/chartex" xmlns:cx5="http://schemas.microsoft.com/office/drawing/2016/5/11/chartex" xmlns:cx6="http://schemas.microsoft.com/office/drawing/2016/5/12/chartex" xmlns:cx7="http://schemas.microsoft.com/office/drawing/2016/5/13/chartex" xmlns:cx8="http://schemas.microsoft.com/office/drawing/2016/5/14/chartex" xmlns:mc="http://schemas.openxmlformats.org/markup-compatibility/2006" xmlns:aink="http://schemas.microsoft.com/office/drawing/2016/ink" xmlns:am3d="http://schemas.microsoft.com/office/drawing/2017/model3d" xmlns:o="urn:schemas-microsoft-com:office:office" xmlns:oel="http://schemas.microsoft.com/office/2019/extlst" xmlns:r="http://schemas.openxmlformats.org/officeDocument/2006/relationships" xmlns:m="http://schemas.openxmlformats.org/officeDocument/2006/math" xmlns:v="urn:schemas-microsoft-com:vml" xmlns:wp14="http://schemas.microsoft.com/office/word/2010/wordprocessingDrawing" xmlns:wp="http://schemas.openxmlformats.org/drawingml/2006/wordprocessingDrawing" xmlns:w10="urn:schemas-microsoft-com:office:word" xmlns:w="http://schemas.openxmlformats.org/wordprocessingml/2006/main" xmlns:w14="http://schemas.microsoft.com/office/word/2010/wordml" xmlns:w15="http://schemas.microsoft.com/office/word/2012/wordml" xmlns:w16cex="http://schemas.microsoft.com/office/word/2018/wordml/cex" xmlns:w16cid="http://schemas.microsoft.com/office/word/2016/wordml/cid" xmlns:w16="http://schemas.microsoft.com/office/word/2018/wordml" xmlns:w16sdtdh="http://schemas.microsoft.com/office/word/2020/wordml/sdtdatahash" xmlns:w16se="http://schemas.microsoft.com/office/word/2015/wordml/symex" xmlns:wpg="http://schemas.microsoft.com/office/word/2010/wordprocessingGroup" xmlns:wpi="http://schemas.microsoft.com/office/word/2010/wordprocessingInk" xmlns:wne="http://schemas.microsoft.com/office/word/2006/wordml" xmlns:wps="http://schemas.microsoft.com/office/word/2010/wordprocessingShape" mc:Ignorable="w14 w15 w16se w16cid w16 w16cex w16sdtdh wp14">
-  <w:p>
-    <w:pPr>
-      <w:pStyle w:val="af7"/>
-    </w:pPr>
-  </w:p>
-</w:hdr>
 </file>
 
 <file path=word/numbering.xml><?xml version="1.0" encoding="utf-8"?>
@@ -969,7 +1535,7 @@
         <v:path o:extrusionok="f" gradientshapeok="t" o:connecttype="rect"/>
         <o:lock v:ext="edit" aspectratio="t"/>
       </v:shapetype>
-      <v:shape id="_x0000_i1035" type="#_x0000_t75" style="width:11.25pt;height:11.25pt" o:bullet="t">
+      <v:shape id="_x0000_i1043" type="#_x0000_t75" style="width:11.25pt;height:11.25pt" o:bullet="t">
         <v:imagedata r:id="rId1" o:title="msoE1C5"/>
       </v:shape>
     </w:pict>
@@ -2701,6 +3267,96 @@
     </w:lvl>
   </w:abstractNum>
   <w:abstractNum w:abstractNumId="19" w15:restartNumberingAfterBreak="0">
+    <w:nsid w:val="22C3443D"/>
+    <w:multiLevelType w:val="hybridMultilevel"/>
+    <w:tmpl w:val="494A1FFA"/>
+    <w:lvl w:ilvl="0" w:tplc="5ED0A95C">
+      <w:start w:val="1"/>
+      <w:numFmt w:val="decimal"/>
+      <w:lvlText w:val="%1."/>
+      <w:lvlJc w:val="left"/>
+      <w:pPr>
+        <w:ind w:left="600" w:hanging="600"/>
+      </w:pPr>
+      <w:rPr>
+        <w:rFonts w:hint="eastAsia"/>
+        <w:b/>
+      </w:rPr>
+    </w:lvl>
+    <w:lvl w:ilvl="1" w:tplc="04090019" w:tentative="1">
+      <w:start w:val="1"/>
+      <w:numFmt w:val="ideographTraditional"/>
+      <w:lvlText w:val="%2、"/>
+      <w:lvlJc w:val="left"/>
+      <w:pPr>
+        <w:ind w:left="960" w:hanging="480"/>
+      </w:pPr>
+    </w:lvl>
+    <w:lvl w:ilvl="2" w:tplc="0409001B" w:tentative="1">
+      <w:start w:val="1"/>
+      <w:numFmt w:val="lowerRoman"/>
+      <w:lvlText w:val="%3."/>
+      <w:lvlJc w:val="right"/>
+      <w:pPr>
+        <w:ind w:left="1440" w:hanging="480"/>
+      </w:pPr>
+    </w:lvl>
+    <w:lvl w:ilvl="3" w:tplc="0409000F" w:tentative="1">
+      <w:start w:val="1"/>
+      <w:numFmt w:val="decimal"/>
+      <w:lvlText w:val="%4."/>
+      <w:lvlJc w:val="left"/>
+      <w:pPr>
+        <w:ind w:left="1920" w:hanging="480"/>
+      </w:pPr>
+    </w:lvl>
+    <w:lvl w:ilvl="4" w:tplc="04090019" w:tentative="1">
+      <w:start w:val="1"/>
+      <w:numFmt w:val="ideographTraditional"/>
+      <w:lvlText w:val="%5、"/>
+      <w:lvlJc w:val="left"/>
+      <w:pPr>
+        <w:ind w:left="2400" w:hanging="480"/>
+      </w:pPr>
+    </w:lvl>
+    <w:lvl w:ilvl="5" w:tplc="0409001B" w:tentative="1">
+      <w:start w:val="1"/>
+      <w:numFmt w:val="lowerRoman"/>
+      <w:lvlText w:val="%6."/>
+      <w:lvlJc w:val="right"/>
+      <w:pPr>
+        <w:ind w:left="2880" w:hanging="480"/>
+      </w:pPr>
+    </w:lvl>
+    <w:lvl w:ilvl="6" w:tplc="0409000F" w:tentative="1">
+      <w:start w:val="1"/>
+      <w:numFmt w:val="decimal"/>
+      <w:lvlText w:val="%7."/>
+      <w:lvlJc w:val="left"/>
+      <w:pPr>
+        <w:ind w:left="3360" w:hanging="480"/>
+      </w:pPr>
+    </w:lvl>
+    <w:lvl w:ilvl="7" w:tplc="04090019" w:tentative="1">
+      <w:start w:val="1"/>
+      <w:numFmt w:val="ideographTraditional"/>
+      <w:lvlText w:val="%8、"/>
+      <w:lvlJc w:val="left"/>
+      <w:pPr>
+        <w:ind w:left="3840" w:hanging="480"/>
+      </w:pPr>
+    </w:lvl>
+    <w:lvl w:ilvl="8" w:tplc="0409001B" w:tentative="1">
+      <w:start w:val="1"/>
+      <w:numFmt w:val="lowerRoman"/>
+      <w:lvlText w:val="%9."/>
+      <w:lvlJc w:val="right"/>
+      <w:pPr>
+        <w:ind w:left="4320" w:hanging="480"/>
+      </w:pPr>
+    </w:lvl>
+  </w:abstractNum>
+  <w:abstractNum w:abstractNumId="20" w15:restartNumberingAfterBreak="0">
     <w:nsid w:val="24E52728"/>
     <w:multiLevelType w:val="singleLevel"/>
     <w:tmpl w:val="74DA451A"/>
@@ -2720,7 +3376,7 @@
       </w:rPr>
     </w:lvl>
   </w:abstractNum>
-  <w:abstractNum w:abstractNumId="20" w15:restartNumberingAfterBreak="0">
+  <w:abstractNum w:abstractNumId="21" w15:restartNumberingAfterBreak="0">
     <w:nsid w:val="251265D8"/>
     <w:multiLevelType w:val="hybridMultilevel"/>
     <w:tmpl w:val="399692A4"/>
@@ -2836,7 +3492,96 @@
       </w:pPr>
     </w:lvl>
   </w:abstractNum>
-  <w:abstractNum w:abstractNumId="21" w15:restartNumberingAfterBreak="0">
+  <w:abstractNum w:abstractNumId="22" w15:restartNumberingAfterBreak="0">
+    <w:nsid w:val="280D246E"/>
+    <w:multiLevelType w:val="hybridMultilevel"/>
+    <w:tmpl w:val="893E9DF0"/>
+    <w:lvl w:ilvl="0" w:tplc="1602C91C">
+      <w:start w:val="6"/>
+      <w:numFmt w:val="taiwaneseCountingThousand"/>
+      <w:lvlText w:val="(%1)"/>
+      <w:lvlJc w:val="left"/>
+      <w:pPr>
+        <w:ind w:left="720" w:hanging="480"/>
+      </w:pPr>
+      <w:rPr>
+        <w:rFonts w:hint="eastAsia"/>
+      </w:rPr>
+    </w:lvl>
+    <w:lvl w:ilvl="1" w:tplc="04090019" w:tentative="1">
+      <w:start w:val="1"/>
+      <w:numFmt w:val="ideographTraditional"/>
+      <w:lvlText w:val="%2、"/>
+      <w:lvlJc w:val="left"/>
+      <w:pPr>
+        <w:ind w:left="960" w:hanging="480"/>
+      </w:pPr>
+    </w:lvl>
+    <w:lvl w:ilvl="2" w:tplc="0409001B" w:tentative="1">
+      <w:start w:val="1"/>
+      <w:numFmt w:val="lowerRoman"/>
+      <w:lvlText w:val="%3."/>
+      <w:lvlJc w:val="right"/>
+      <w:pPr>
+        <w:ind w:left="1440" w:hanging="480"/>
+      </w:pPr>
+    </w:lvl>
+    <w:lvl w:ilvl="3" w:tplc="0409000F" w:tentative="1">
+      <w:start w:val="1"/>
+      <w:numFmt w:val="decimal"/>
+      <w:lvlText w:val="%4."/>
+      <w:lvlJc w:val="left"/>
+      <w:pPr>
+        <w:ind w:left="1920" w:hanging="480"/>
+      </w:pPr>
+    </w:lvl>
+    <w:lvl w:ilvl="4" w:tplc="04090019" w:tentative="1">
+      <w:start w:val="1"/>
+      <w:numFmt w:val="ideographTraditional"/>
+      <w:lvlText w:val="%5、"/>
+      <w:lvlJc w:val="left"/>
+      <w:pPr>
+        <w:ind w:left="2400" w:hanging="480"/>
+      </w:pPr>
+    </w:lvl>
+    <w:lvl w:ilvl="5" w:tplc="0409001B" w:tentative="1">
+      <w:start w:val="1"/>
+      <w:numFmt w:val="lowerRoman"/>
+      <w:lvlText w:val="%6."/>
+      <w:lvlJc w:val="right"/>
+      <w:pPr>
+        <w:ind w:left="2880" w:hanging="480"/>
+      </w:pPr>
+    </w:lvl>
+    <w:lvl w:ilvl="6" w:tplc="0409000F" w:tentative="1">
+      <w:start w:val="1"/>
+      <w:numFmt w:val="decimal"/>
+      <w:lvlText w:val="%7."/>
+      <w:lvlJc w:val="left"/>
+      <w:pPr>
+        <w:ind w:left="3360" w:hanging="480"/>
+      </w:pPr>
+    </w:lvl>
+    <w:lvl w:ilvl="7" w:tplc="04090019" w:tentative="1">
+      <w:start w:val="1"/>
+      <w:numFmt w:val="ideographTraditional"/>
+      <w:lvlText w:val="%8、"/>
+      <w:lvlJc w:val="left"/>
+      <w:pPr>
+        <w:ind w:left="3840" w:hanging="480"/>
+      </w:pPr>
+    </w:lvl>
+    <w:lvl w:ilvl="8" w:tplc="0409001B" w:tentative="1">
+      <w:start w:val="1"/>
+      <w:numFmt w:val="lowerRoman"/>
+      <w:lvlText w:val="%9."/>
+      <w:lvlJc w:val="right"/>
+      <w:pPr>
+        <w:ind w:left="4320" w:hanging="480"/>
+      </w:pPr>
+    </w:lvl>
+  </w:abstractNum>
+  <w:abstractNum w:abstractNumId="23" w15:restartNumberingAfterBreak="0">
     <w:nsid w:val="2983433A"/>
     <w:multiLevelType w:val="hybridMultilevel"/>
     <w:tmpl w:val="B05C2B22"/>
@@ -2922,7 +3667,7 @@
       </w:pPr>
     </w:lvl>
   </w:abstractNum>
-  <w:abstractNum w:abstractNumId="22" w15:restartNumberingAfterBreak="0">
+  <w:abstractNum w:abstractNumId="24" w15:restartNumberingAfterBreak="0">
     <w:nsid w:val="2B383B12"/>
     <w:multiLevelType w:val="hybridMultilevel"/>
     <w:tmpl w:val="7592FA44"/>
@@ -3038,7 +3783,7 @@
       </w:pPr>
     </w:lvl>
   </w:abstractNum>
-  <w:abstractNum w:abstractNumId="23" w15:restartNumberingAfterBreak="0">
+  <w:abstractNum w:abstractNumId="25" w15:restartNumberingAfterBreak="0">
     <w:nsid w:val="2F382E66"/>
     <w:multiLevelType w:val="hybridMultilevel"/>
     <w:tmpl w:val="00587956"/>
@@ -3128,7 +3873,7 @@
       </w:pPr>
     </w:lvl>
   </w:abstractNum>
-  <w:abstractNum w:abstractNumId="24" w15:restartNumberingAfterBreak="0">
+  <w:abstractNum w:abstractNumId="26" w15:restartNumberingAfterBreak="0">
     <w:nsid w:val="301419CE"/>
     <w:multiLevelType w:val="hybridMultilevel"/>
     <w:tmpl w:val="A13E6368"/>
@@ -3252,7 +3997,7 @@
       </w:pPr>
     </w:lvl>
   </w:abstractNum>
-  <w:abstractNum w:abstractNumId="25" w15:restartNumberingAfterBreak="0">
+  <w:abstractNum w:abstractNumId="27" w15:restartNumberingAfterBreak="0">
     <w:nsid w:val="321B6533"/>
     <w:multiLevelType w:val="hybridMultilevel"/>
     <w:tmpl w:val="1B944A46"/>
@@ -3368,7 +4113,7 @@
       </w:pPr>
     </w:lvl>
   </w:abstractNum>
-  <w:abstractNum w:abstractNumId="26" w15:restartNumberingAfterBreak="0">
+  <w:abstractNum w:abstractNumId="28" w15:restartNumberingAfterBreak="0">
     <w:nsid w:val="386B24C9"/>
     <w:multiLevelType w:val="hybridMultilevel"/>
     <w:tmpl w:val="7C6CC628"/>
@@ -3459,7 +4204,7 @@
       </w:pPr>
     </w:lvl>
   </w:abstractNum>
-  <w:abstractNum w:abstractNumId="27" w15:restartNumberingAfterBreak="0">
+  <w:abstractNum w:abstractNumId="29" w15:restartNumberingAfterBreak="0">
     <w:nsid w:val="388A4EF6"/>
     <w:multiLevelType w:val="multilevel"/>
     <w:tmpl w:val="1848E9DE"/>
@@ -3552,7 +4297,7 @@
       </w:pPr>
     </w:lvl>
   </w:abstractNum>
-  <w:abstractNum w:abstractNumId="28" w15:restartNumberingAfterBreak="0">
+  <w:abstractNum w:abstractNumId="30" w15:restartNumberingAfterBreak="0">
     <w:nsid w:val="38EC624C"/>
     <w:multiLevelType w:val="hybridMultilevel"/>
     <w:tmpl w:val="8CFE7C86"/>
@@ -3641,7 +4386,147 @@
       </w:pPr>
     </w:lvl>
   </w:abstractNum>
-  <w:abstractNum w:abstractNumId="29" w15:restartNumberingAfterBreak="0">
+  <w:abstractNum w:abstractNumId="31" w15:restartNumberingAfterBreak="0">
+    <w:nsid w:val="3B1B37E1"/>
+    <w:multiLevelType w:val="hybridMultilevel"/>
+    <w:tmpl w:val="FC225698"/>
+    <w:lvl w:ilvl="0" w:tplc="7C9CEEFC">
+      <w:start w:val="1"/>
+      <w:numFmt w:val="bullet"/>
+      <w:lvlText w:val="※"/>
+      <w:lvlJc w:val="left"/>
+      <w:pPr>
+        <w:tabs>
+          <w:tab w:val="num" w:pos="360"/>
+        </w:tabs>
+        <w:ind w:left="360" w:hanging="360"/>
+      </w:pPr>
+      <w:rPr>
+        <w:rFonts w:ascii="標楷體" w:eastAsia="標楷體" w:hAnsi="標楷體" w:cs="Times New Roman" w:hint="eastAsia"/>
+      </w:rPr>
+    </w:lvl>
+    <w:lvl w:ilvl="1" w:tplc="04090003">
+      <w:start w:val="1"/>
+      <w:numFmt w:val="bullet"/>
+      <w:lvlText w:val=""/>
+      <w:lvlJc w:val="left"/>
+      <w:pPr>
+        <w:tabs>
+          <w:tab w:val="num" w:pos="960"/>
+        </w:tabs>
+        <w:ind w:left="960" w:hanging="480"/>
+      </w:pPr>
+      <w:rPr>
+        <w:rFonts w:ascii="Wingdings" w:hAnsi="Wingdings" w:hint="default"/>
+      </w:rPr>
+    </w:lvl>
+    <w:lvl w:ilvl="2" w:tplc="04090005">
+      <w:start w:val="1"/>
+      <w:numFmt w:val="bullet"/>
+      <w:lvlText w:val=""/>
+      <w:lvlJc w:val="left"/>
+      <w:pPr>
+        <w:tabs>
+          <w:tab w:val="num" w:pos="1440"/>
+        </w:tabs>
+        <w:ind w:left="1440" w:hanging="480"/>
+      </w:pPr>
+      <w:rPr>
+        <w:rFonts w:ascii="Wingdings" w:hAnsi="Wingdings" w:hint="default"/>
+      </w:rPr>
+    </w:lvl>
+    <w:lvl w:ilvl="3" w:tplc="04090001">
+      <w:start w:val="1"/>
+      <w:numFmt w:val="bullet"/>
+      <w:lvlText w:val=""/>
+      <w:lvlJc w:val="left"/>
+      <w:pPr>
+        <w:tabs>
+          <w:tab w:val="num" w:pos="1920"/>
+        </w:tabs>
+        <w:ind w:left="1920" w:hanging="480"/>
+      </w:pPr>
+      <w:rPr>
+        <w:rFonts w:ascii="Wingdings" w:hAnsi="Wingdings" w:hint="default"/>
+      </w:rPr>
+    </w:lvl>
+    <w:lvl w:ilvl="4" w:tplc="04090003">
+      <w:start w:val="1"/>
+      <w:numFmt w:val="bullet"/>
+      <w:lvlText w:val=""/>
+      <w:lvlJc w:val="left"/>
+      <w:pPr>
+        <w:tabs>
+          <w:tab w:val="num" w:pos="2400"/>
+        </w:tabs>
+        <w:ind w:left="2400" w:hanging="480"/>
+      </w:pPr>
+      <w:rPr>
+        <w:rFonts w:ascii="Wingdings" w:hAnsi="Wingdings" w:hint="default"/>
+      </w:rPr>
+    </w:lvl>
+    <w:lvl w:ilvl="5" w:tplc="04090005">
+      <w:start w:val="1"/>
+      <w:numFmt w:val="bullet"/>
+      <w:lvlText w:val=""/>
+      <w:lvlJc w:val="left"/>
+      <w:pPr>
+        <w:tabs>
+          <w:tab w:val="num" w:pos="2880"/>
+        </w:tabs>
+        <w:ind w:left="2880" w:hanging="480"/>
+      </w:pPr>
+      <w:rPr>
+        <w:rFonts w:ascii="Wingdings" w:hAnsi="Wingdings" w:hint="default"/>
+      </w:rPr>
+    </w:lvl>
+    <w:lvl w:ilvl="6" w:tplc="04090001">
+      <w:start w:val="1"/>
+      <w:numFmt w:val="bullet"/>
+      <w:lvlText w:val=""/>
+      <w:lvlJc w:val="left"/>
+      <w:pPr>
+        <w:tabs>
+          <w:tab w:val="num" w:pos="3360"/>
+        </w:tabs>
+        <w:ind w:left="3360" w:hanging="480"/>
+      </w:pPr>
+      <w:rPr>
+        <w:rFonts w:ascii="Wingdings" w:hAnsi="Wingdings" w:hint="default"/>
+      </w:rPr>
+    </w:lvl>
+    <w:lvl w:ilvl="7" w:tplc="04090003">
+      <w:start w:val="1"/>
+      <w:numFmt w:val="bullet"/>
+      <w:lvlText w:val=""/>
+      <w:lvlJc w:val="left"/>
+      <w:pPr>
+        <w:tabs>
+          <w:tab w:val="num" w:pos="3840"/>
+        </w:tabs>
+        <w:ind w:left="3840" w:hanging="480"/>
+      </w:pPr>
+      <w:rPr>
+        <w:rFonts w:ascii="Wingdings" w:hAnsi="Wingdings" w:hint="default"/>
+      </w:rPr>
+    </w:lvl>
+    <w:lvl w:ilvl="8" w:tplc="04090005">
+      <w:start w:val="1"/>
+      <w:numFmt w:val="bullet"/>
+      <w:lvlText w:val=""/>
+      <w:lvlJc w:val="left"/>
+      <w:pPr>
+        <w:tabs>
+          <w:tab w:val="num" w:pos="4320"/>
+        </w:tabs>
+        <w:ind w:left="4320" w:hanging="480"/>
+      </w:pPr>
+      <w:rPr>
+        <w:rFonts w:ascii="Wingdings" w:hAnsi="Wingdings" w:hint="default"/>
+      </w:rPr>
+    </w:lvl>
+  </w:abstractNum>
+  <w:abstractNum w:abstractNumId="32" w15:restartNumberingAfterBreak="0">
     <w:nsid w:val="3B211B80"/>
     <w:multiLevelType w:val="hybridMultilevel"/>
     <w:tmpl w:val="6B704878"/>
@@ -3730,7 +4615,7 @@
       </w:pPr>
     </w:lvl>
   </w:abstractNum>
-  <w:abstractNum w:abstractNumId="30" w15:restartNumberingAfterBreak="0">
+  <w:abstractNum w:abstractNumId="33" w15:restartNumberingAfterBreak="0">
     <w:nsid w:val="3BED37F4"/>
     <w:multiLevelType w:val="hybridMultilevel"/>
     <w:tmpl w:val="982AF3EC"/>
@@ -3819,7 +4704,7 @@
       </w:pPr>
     </w:lvl>
   </w:abstractNum>
-  <w:abstractNum w:abstractNumId="31" w15:restartNumberingAfterBreak="0">
+  <w:abstractNum w:abstractNumId="34" w15:restartNumberingAfterBreak="0">
     <w:nsid w:val="3CA36BCB"/>
     <w:multiLevelType w:val="hybridMultilevel"/>
     <w:tmpl w:val="65F62CC8"/>
@@ -3911,7 +4796,7 @@
       </w:pPr>
     </w:lvl>
   </w:abstractNum>
-  <w:abstractNum w:abstractNumId="32" w15:restartNumberingAfterBreak="0">
+  <w:abstractNum w:abstractNumId="35" w15:restartNumberingAfterBreak="0">
     <w:nsid w:val="3F14197C"/>
     <w:multiLevelType w:val="hybridMultilevel"/>
     <w:tmpl w:val="15E68AF8"/>
@@ -4025,7 +4910,7 @@
       </w:rPr>
     </w:lvl>
   </w:abstractNum>
-  <w:abstractNum w:abstractNumId="33" w15:restartNumberingAfterBreak="0">
+  <w:abstractNum w:abstractNumId="36" w15:restartNumberingAfterBreak="0">
     <w:nsid w:val="40ED7E36"/>
     <w:multiLevelType w:val="hybridMultilevel"/>
     <w:tmpl w:val="4878B304"/>
@@ -4114,7 +4999,7 @@
       </w:pPr>
     </w:lvl>
   </w:abstractNum>
-  <w:abstractNum w:abstractNumId="34" w15:restartNumberingAfterBreak="0">
+  <w:abstractNum w:abstractNumId="37" w15:restartNumberingAfterBreak="0">
     <w:nsid w:val="41935A4F"/>
     <w:multiLevelType w:val="hybridMultilevel"/>
     <w:tmpl w:val="DCF689F4"/>
@@ -4203,7 +5088,7 @@
       </w:pPr>
     </w:lvl>
   </w:abstractNum>
-  <w:abstractNum w:abstractNumId="35" w15:restartNumberingAfterBreak="0">
+  <w:abstractNum w:abstractNumId="38" w15:restartNumberingAfterBreak="0">
     <w:nsid w:val="455D37DA"/>
     <w:multiLevelType w:val="hybridMultilevel"/>
     <w:tmpl w:val="8182F490"/>
@@ -4294,7 +5179,7 @@
       </w:pPr>
     </w:lvl>
   </w:abstractNum>
-  <w:abstractNum w:abstractNumId="36" w15:restartNumberingAfterBreak="0">
+  <w:abstractNum w:abstractNumId="39" w15:restartNumberingAfterBreak="0">
     <w:nsid w:val="489E131F"/>
     <w:multiLevelType w:val="singleLevel"/>
     <w:tmpl w:val="5ED0A95C"/>
@@ -4314,7 +5199,7 @@
       </w:rPr>
     </w:lvl>
   </w:abstractNum>
-  <w:abstractNum w:abstractNumId="37" w15:restartNumberingAfterBreak="0">
+  <w:abstractNum w:abstractNumId="40" w15:restartNumberingAfterBreak="0">
     <w:nsid w:val="48BD50CB"/>
     <w:multiLevelType w:val="hybridMultilevel"/>
     <w:tmpl w:val="7EF4FE28"/>
@@ -4403,7 +5288,7 @@
       </w:pPr>
     </w:lvl>
   </w:abstractNum>
-  <w:abstractNum w:abstractNumId="38" w15:restartNumberingAfterBreak="0">
+  <w:abstractNum w:abstractNumId="41" w15:restartNumberingAfterBreak="0">
     <w:nsid w:val="4AD22E57"/>
     <w:multiLevelType w:val="hybridMultilevel"/>
     <w:tmpl w:val="65F62CC8"/>
@@ -4495,7 +5380,7 @@
       </w:pPr>
     </w:lvl>
   </w:abstractNum>
-  <w:abstractNum w:abstractNumId="39" w15:restartNumberingAfterBreak="0">
+  <w:abstractNum w:abstractNumId="42" w15:restartNumberingAfterBreak="0">
     <w:nsid w:val="4B360CB3"/>
     <w:multiLevelType w:val="hybridMultilevel"/>
     <w:tmpl w:val="DCF689F4"/>
@@ -4584,7 +5469,7 @@
       </w:pPr>
     </w:lvl>
   </w:abstractNum>
-  <w:abstractNum w:abstractNumId="40" w15:restartNumberingAfterBreak="0">
+  <w:abstractNum w:abstractNumId="43" w15:restartNumberingAfterBreak="0">
     <w:nsid w:val="4D3531D8"/>
     <w:multiLevelType w:val="hybridMultilevel"/>
     <w:tmpl w:val="76FE925E"/>
@@ -4725,7 +5610,7 @@
       </w:rPr>
     </w:lvl>
   </w:abstractNum>
-  <w:abstractNum w:abstractNumId="41" w15:restartNumberingAfterBreak="0">
+  <w:abstractNum w:abstractNumId="44" w15:restartNumberingAfterBreak="0">
     <w:nsid w:val="4F801EAD"/>
     <w:multiLevelType w:val="hybridMultilevel"/>
     <w:tmpl w:val="072ED336"/>
@@ -4811,11 +5696,11 @@
       </w:pPr>
     </w:lvl>
   </w:abstractNum>
-  <w:abstractNum w:abstractNumId="42" w15:restartNumberingAfterBreak="0">
+  <w:abstractNum w:abstractNumId="45" w15:restartNumberingAfterBreak="0">
     <w:nsid w:val="515D2019"/>
     <w:multiLevelType w:val="hybridMultilevel"/>
-    <w:tmpl w:val="8BBC24B4"/>
-    <w:lvl w:ilvl="0" w:tplc="807ECC26">
+    <w:tmpl w:val="C36453A6"/>
+    <w:lvl w:ilvl="0" w:tplc="955A0530">
       <w:start w:val="1"/>
       <w:numFmt w:val="decimal"/>
       <w:lvlText w:val="%1."/>
@@ -4825,7 +5710,7 @@
       </w:pPr>
       <w:rPr>
         <w:rFonts w:hint="default"/>
-        <w:color w:val="FF0000"/>
+        <w:color w:val="auto"/>
       </w:rPr>
     </w:lvl>
     <w:lvl w:ilvl="1" w:tplc="04090019" w:tentative="1">
@@ -4901,7 +5786,7 @@
       </w:pPr>
     </w:lvl>
   </w:abstractNum>
-  <w:abstractNum w:abstractNumId="43" w15:restartNumberingAfterBreak="0">
+  <w:abstractNum w:abstractNumId="46" w15:restartNumberingAfterBreak="0">
     <w:nsid w:val="532504FF"/>
     <w:multiLevelType w:val="hybridMultilevel"/>
     <w:tmpl w:val="DCF689F4"/>
@@ -4990,7 +5875,7 @@
       </w:pPr>
     </w:lvl>
   </w:abstractNum>
-  <w:abstractNum w:abstractNumId="44" w15:restartNumberingAfterBreak="0">
+  <w:abstractNum w:abstractNumId="47" w15:restartNumberingAfterBreak="0">
     <w:nsid w:val="536811BF"/>
     <w:multiLevelType w:val="hybridMultilevel"/>
     <w:tmpl w:val="6F58FE96"/>
@@ -5079,7 +5964,7 @@
       </w:pPr>
     </w:lvl>
   </w:abstractNum>
-  <w:abstractNum w:abstractNumId="45" w15:restartNumberingAfterBreak="0">
+  <w:abstractNum w:abstractNumId="48" w15:restartNumberingAfterBreak="0">
     <w:nsid w:val="536F0229"/>
     <w:multiLevelType w:val="hybridMultilevel"/>
     <w:tmpl w:val="BDB2F76E"/>
@@ -5195,7 +6080,7 @@
       </w:pPr>
     </w:lvl>
   </w:abstractNum>
-  <w:abstractNum w:abstractNumId="46" w15:restartNumberingAfterBreak="0">
+  <w:abstractNum w:abstractNumId="49" w15:restartNumberingAfterBreak="0">
     <w:nsid w:val="537447CD"/>
     <w:multiLevelType w:val="hybridMultilevel"/>
     <w:tmpl w:val="DCF689F4"/>
@@ -5284,19 +6169,134 @@
       </w:pPr>
     </w:lvl>
   </w:abstractNum>
-  <w:abstractNum w:abstractNumId="47" w15:restartNumberingAfterBreak="0">
+  <w:abstractNum w:abstractNumId="50" w15:restartNumberingAfterBreak="0">
+    <w:nsid w:val="538E2664"/>
+    <w:multiLevelType w:val="hybridMultilevel"/>
+    <w:tmpl w:val="B07CFA7E"/>
+    <w:lvl w:ilvl="0" w:tplc="7D46806A">
+      <w:start w:val="1"/>
+      <w:numFmt w:val="taiwaneseCountingThousand"/>
+      <w:lvlText w:val="%1、"/>
+      <w:lvlJc w:val="left"/>
+      <w:pPr>
+        <w:tabs>
+          <w:tab w:val="num" w:pos="480"/>
+        </w:tabs>
+        <w:ind w:left="480" w:hanging="480"/>
+      </w:pPr>
+      <w:rPr>
+        <w:sz w:val="28"/>
+        <w:szCs w:val="28"/>
+      </w:rPr>
+    </w:lvl>
+    <w:lvl w:ilvl="1" w:tplc="04090019">
+      <w:start w:val="1"/>
+      <w:numFmt w:val="ideographTraditional"/>
+      <w:lvlText w:val="%2、"/>
+      <w:lvlJc w:val="left"/>
+      <w:pPr>
+        <w:tabs>
+          <w:tab w:val="num" w:pos="960"/>
+        </w:tabs>
+        <w:ind w:left="960" w:hanging="480"/>
+      </w:pPr>
+    </w:lvl>
+    <w:lvl w:ilvl="2" w:tplc="0409001B">
+      <w:start w:val="1"/>
+      <w:numFmt w:val="lowerRoman"/>
+      <w:lvlText w:val="%3."/>
+      <w:lvlJc w:val="right"/>
+      <w:pPr>
+        <w:tabs>
+          <w:tab w:val="num" w:pos="1440"/>
+        </w:tabs>
+        <w:ind w:left="1440" w:hanging="480"/>
+      </w:pPr>
+    </w:lvl>
+    <w:lvl w:ilvl="3" w:tplc="0409000F">
+      <w:start w:val="1"/>
+      <w:numFmt w:val="decimal"/>
+      <w:lvlText w:val="%4."/>
+      <w:lvlJc w:val="left"/>
+      <w:pPr>
+        <w:tabs>
+          <w:tab w:val="num" w:pos="1920"/>
+        </w:tabs>
+        <w:ind w:left="1920" w:hanging="480"/>
+      </w:pPr>
+    </w:lvl>
+    <w:lvl w:ilvl="4" w:tplc="04090019">
+      <w:start w:val="1"/>
+      <w:numFmt w:val="ideographTraditional"/>
+      <w:lvlText w:val="%5、"/>
+      <w:lvlJc w:val="left"/>
+      <w:pPr>
+        <w:tabs>
+          <w:tab w:val="num" w:pos="2400"/>
+        </w:tabs>
+        <w:ind w:left="2400" w:hanging="480"/>
+      </w:pPr>
+    </w:lvl>
+    <w:lvl w:ilvl="5" w:tplc="0409001B">
+      <w:start w:val="1"/>
+      <w:numFmt w:val="lowerRoman"/>
+      <w:lvlText w:val="%6."/>
+      <w:lvlJc w:val="right"/>
+      <w:pPr>
+        <w:tabs>
+          <w:tab w:val="num" w:pos="2880"/>
+        </w:tabs>
+        <w:ind w:left="2880" w:hanging="480"/>
+      </w:pPr>
+    </w:lvl>
+    <w:lvl w:ilvl="6" w:tplc="0409000F">
+      <w:start w:val="1"/>
+      <w:numFmt w:val="decimal"/>
+      <w:lvlText w:val="%7."/>
+      <w:lvlJc w:val="left"/>
+      <w:pPr>
+        <w:tabs>
+          <w:tab w:val="num" w:pos="3360"/>
+        </w:tabs>
+        <w:ind w:left="3360" w:hanging="480"/>
+      </w:pPr>
+    </w:lvl>
+    <w:lvl w:ilvl="7" w:tplc="04090019">
+      <w:start w:val="1"/>
+      <w:numFmt w:val="ideographTraditional"/>
+      <w:lvlText w:val="%8、"/>
+      <w:lvlJc w:val="left"/>
+      <w:pPr>
+        <w:tabs>
+          <w:tab w:val="num" w:pos="3840"/>
+        </w:tabs>
+        <w:ind w:left="3840" w:hanging="480"/>
+      </w:pPr>
+    </w:lvl>
+    <w:lvl w:ilvl="8" w:tplc="0409001B">
+      <w:start w:val="1"/>
+      <w:numFmt w:val="lowerRoman"/>
+      <w:lvlText w:val="%9."/>
+      <w:lvlJc w:val="right"/>
+      <w:pPr>
+        <w:tabs>
+          <w:tab w:val="num" w:pos="4320"/>
+        </w:tabs>
+        <w:ind w:left="4320" w:hanging="480"/>
+      </w:pPr>
+    </w:lvl>
+  </w:abstractNum>
+  <w:abstractNum w:abstractNumId="51" w15:restartNumberingAfterBreak="0">
     <w:nsid w:val="541E4EF2"/>
     <w:multiLevelType w:val="singleLevel"/>
-    <w:tmpl w:val="E56CFA1A"/>
+    <w:tmpl w:val="A86470E6"/>
     <w:lvl w:ilvl="0">
       <w:start w:val="1"/>
       <w:numFmt w:val="taiwaneseCountingThousand"/>
+      <w:suff w:val="nothing"/>
       <w:lvlText w:val="%1、"/>
       <w:lvlJc w:val="left"/>
       <w:pPr>
-        <w:tabs>
-          <w:tab w:val="num" w:pos="480"/>
-        </w:tabs>
         <w:ind w:left="480" w:hanging="480"/>
       </w:pPr>
       <w:rPr>
@@ -5304,7 +6304,7 @@
       </w:rPr>
     </w:lvl>
   </w:abstractNum>
-  <w:abstractNum w:abstractNumId="48" w15:restartNumberingAfterBreak="0">
+  <w:abstractNum w:abstractNumId="52" w15:restartNumberingAfterBreak="0">
     <w:nsid w:val="55607F23"/>
     <w:multiLevelType w:val="hybridMultilevel"/>
     <w:tmpl w:val="C144C364"/>
@@ -5393,7 +6393,7 @@
       </w:pPr>
     </w:lvl>
   </w:abstractNum>
-  <w:abstractNum w:abstractNumId="49" w15:restartNumberingAfterBreak="0">
+  <w:abstractNum w:abstractNumId="53" w15:restartNumberingAfterBreak="0">
     <w:nsid w:val="57F10696"/>
     <w:multiLevelType w:val="hybridMultilevel"/>
     <w:tmpl w:val="1B944A46"/>
@@ -5509,7 +6509,7 @@
       </w:pPr>
     </w:lvl>
   </w:abstractNum>
-  <w:abstractNum w:abstractNumId="50" w15:restartNumberingAfterBreak="0">
+  <w:abstractNum w:abstractNumId="54" w15:restartNumberingAfterBreak="0">
     <w:nsid w:val="5AA23888"/>
     <w:multiLevelType w:val="hybridMultilevel"/>
     <w:tmpl w:val="03C63550"/>
@@ -5595,7 +6595,7 @@
       </w:pPr>
     </w:lvl>
   </w:abstractNum>
-  <w:abstractNum w:abstractNumId="51" w15:restartNumberingAfterBreak="0">
+  <w:abstractNum w:abstractNumId="55" w15:restartNumberingAfterBreak="0">
     <w:nsid w:val="5BCA2E40"/>
     <w:multiLevelType w:val="hybridMultilevel"/>
     <w:tmpl w:val="2E8C052C"/>
@@ -5684,7 +6684,7 @@
       </w:pPr>
     </w:lvl>
   </w:abstractNum>
-  <w:abstractNum w:abstractNumId="52" w15:restartNumberingAfterBreak="0">
+  <w:abstractNum w:abstractNumId="56" w15:restartNumberingAfterBreak="0">
     <w:nsid w:val="5CB6761F"/>
     <w:multiLevelType w:val="hybridMultilevel"/>
     <w:tmpl w:val="3E56FDB0"/>
@@ -5774,7 +6774,7 @@
       </w:pPr>
     </w:lvl>
   </w:abstractNum>
-  <w:abstractNum w:abstractNumId="53" w15:restartNumberingAfterBreak="0">
+  <w:abstractNum w:abstractNumId="57" w15:restartNumberingAfterBreak="0">
     <w:nsid w:val="5D8B5BB4"/>
     <w:multiLevelType w:val="hybridMultilevel"/>
     <w:tmpl w:val="B3265FA2"/>
@@ -5889,7 +6889,7 @@
       </w:rPr>
     </w:lvl>
   </w:abstractNum>
-  <w:abstractNum w:abstractNumId="54" w15:restartNumberingAfterBreak="0">
+  <w:abstractNum w:abstractNumId="58" w15:restartNumberingAfterBreak="0">
     <w:nsid w:val="5F4D5249"/>
     <w:multiLevelType w:val="hybridMultilevel"/>
     <w:tmpl w:val="DF9A9100"/>
@@ -6006,7 +7006,7 @@
       </w:pPr>
     </w:lvl>
   </w:abstractNum>
-  <w:abstractNum w:abstractNumId="55" w15:restartNumberingAfterBreak="0">
+  <w:abstractNum w:abstractNumId="59" w15:restartNumberingAfterBreak="0">
     <w:nsid w:val="5F644DB1"/>
     <w:multiLevelType w:val="hybridMultilevel"/>
     <w:tmpl w:val="A6906EDE"/>
@@ -6121,7 +7121,7 @@
       </w:rPr>
     </w:lvl>
   </w:abstractNum>
-  <w:abstractNum w:abstractNumId="56" w15:restartNumberingAfterBreak="0">
+  <w:abstractNum w:abstractNumId="60" w15:restartNumberingAfterBreak="0">
     <w:nsid w:val="61CB62B5"/>
     <w:multiLevelType w:val="hybridMultilevel"/>
     <w:tmpl w:val="DCF689F4"/>
@@ -6210,7 +7210,96 @@
       </w:pPr>
     </w:lvl>
   </w:abstractNum>
-  <w:abstractNum w:abstractNumId="57" w15:restartNumberingAfterBreak="0">
+  <w:abstractNum w:abstractNumId="61" w15:restartNumberingAfterBreak="0">
+    <w:nsid w:val="66E47415"/>
+    <w:multiLevelType w:val="hybridMultilevel"/>
+    <w:tmpl w:val="3F3EA072"/>
+    <w:lvl w:ilvl="0" w:tplc="5E88FD5C">
+      <w:start w:val="1"/>
+      <w:numFmt w:val="taiwaneseCountingThousand"/>
+      <w:lvlText w:val="(%1)"/>
+      <w:lvlJc w:val="left"/>
+      <w:pPr>
+        <w:ind w:left="720" w:hanging="480"/>
+      </w:pPr>
+      <w:rPr>
+        <w:rFonts w:hint="eastAsia"/>
+      </w:rPr>
+    </w:lvl>
+    <w:lvl w:ilvl="1" w:tplc="04090019" w:tentative="1">
+      <w:start w:val="1"/>
+      <w:numFmt w:val="ideographTraditional"/>
+      <w:lvlText w:val="%2、"/>
+      <w:lvlJc w:val="left"/>
+      <w:pPr>
+        <w:ind w:left="1200" w:hanging="480"/>
+      </w:pPr>
+    </w:lvl>
+    <w:lvl w:ilvl="2" w:tplc="0409001B" w:tentative="1">
+      <w:start w:val="1"/>
+      <w:numFmt w:val="lowerRoman"/>
+      <w:lvlText w:val="%3."/>
+      <w:lvlJc w:val="right"/>
+      <w:pPr>
+        <w:ind w:left="1680" w:hanging="480"/>
+      </w:pPr>
+    </w:lvl>
+    <w:lvl w:ilvl="3" w:tplc="0409000F" w:tentative="1">
+      <w:start w:val="1"/>
+      <w:numFmt w:val="decimal"/>
+      <w:lvlText w:val="%4."/>
+      <w:lvlJc w:val="left"/>
+      <w:pPr>
+        <w:ind w:left="2160" w:hanging="480"/>
+      </w:pPr>
+    </w:lvl>
+    <w:lvl w:ilvl="4" w:tplc="04090019" w:tentative="1">
+      <w:start w:val="1"/>
+      <w:numFmt w:val="ideographTraditional"/>
+      <w:lvlText w:val="%5、"/>
+      <w:lvlJc w:val="left"/>
+      <w:pPr>
+        <w:ind w:left="2640" w:hanging="480"/>
+      </w:pPr>
+    </w:lvl>
+    <w:lvl w:ilvl="5" w:tplc="0409001B" w:tentative="1">
+      <w:start w:val="1"/>
+      <w:numFmt w:val="lowerRoman"/>
+      <w:lvlText w:val="%6."/>
+      <w:lvlJc w:val="right"/>
+      <w:pPr>
+        <w:ind w:left="3120" w:hanging="480"/>
+      </w:pPr>
+    </w:lvl>
+    <w:lvl w:ilvl="6" w:tplc="0409000F" w:tentative="1">
+      <w:start w:val="1"/>
+      <w:numFmt w:val="decimal"/>
+      <w:lvlText w:val="%7."/>
+      <w:lvlJc w:val="left"/>
+      <w:pPr>
+        <w:ind w:left="3600" w:hanging="480"/>
+      </w:pPr>
+    </w:lvl>
+    <w:lvl w:ilvl="7" w:tplc="04090019" w:tentative="1">
+      <w:start w:val="1"/>
+      <w:numFmt w:val="ideographTraditional"/>
+      <w:lvlText w:val="%8、"/>
+      <w:lvlJc w:val="left"/>
+      <w:pPr>
+        <w:ind w:left="4080" w:hanging="480"/>
+      </w:pPr>
+    </w:lvl>
+    <w:lvl w:ilvl="8" w:tplc="0409001B" w:tentative="1">
+      <w:start w:val="1"/>
+      <w:numFmt w:val="lowerRoman"/>
+      <w:lvlText w:val="%9."/>
+      <w:lvlJc w:val="right"/>
+      <w:pPr>
+        <w:ind w:left="4560" w:hanging="480"/>
+      </w:pPr>
+    </w:lvl>
+  </w:abstractNum>
+  <w:abstractNum w:abstractNumId="62" w15:restartNumberingAfterBreak="0">
     <w:nsid w:val="67C95A70"/>
     <w:multiLevelType w:val="multilevel"/>
     <w:tmpl w:val="870A2A9A"/>
@@ -6299,7 +7388,7 @@
       </w:pPr>
     </w:lvl>
   </w:abstractNum>
-  <w:abstractNum w:abstractNumId="58" w15:restartNumberingAfterBreak="0">
+  <w:abstractNum w:abstractNumId="63" w15:restartNumberingAfterBreak="0">
     <w:nsid w:val="68BA67E2"/>
     <w:multiLevelType w:val="hybridMultilevel"/>
     <w:tmpl w:val="244E2C38"/>
@@ -6388,7 +7477,7 @@
       </w:pPr>
     </w:lvl>
   </w:abstractNum>
-  <w:abstractNum w:abstractNumId="59" w15:restartNumberingAfterBreak="0">
+  <w:abstractNum w:abstractNumId="64" w15:restartNumberingAfterBreak="0">
     <w:nsid w:val="6A865A0D"/>
     <w:multiLevelType w:val="hybridMultilevel"/>
     <w:tmpl w:val="7442675E"/>
@@ -6477,7 +7566,7 @@
       </w:pPr>
     </w:lvl>
   </w:abstractNum>
-  <w:abstractNum w:abstractNumId="60" w15:restartNumberingAfterBreak="0">
+  <w:abstractNum w:abstractNumId="65" w15:restartNumberingAfterBreak="0">
     <w:nsid w:val="6B0571AA"/>
     <w:multiLevelType w:val="hybridMultilevel"/>
     <w:tmpl w:val="79EE36BC"/>
@@ -6593,7 +7682,7 @@
       </w:pPr>
     </w:lvl>
   </w:abstractNum>
-  <w:abstractNum w:abstractNumId="61" w15:restartNumberingAfterBreak="0">
+  <w:abstractNum w:abstractNumId="66" w15:restartNumberingAfterBreak="0">
     <w:nsid w:val="6C1F3FD5"/>
     <w:multiLevelType w:val="hybridMultilevel"/>
     <w:tmpl w:val="C692485C"/>
@@ -6709,7 +7798,7 @@
       </w:pPr>
     </w:lvl>
   </w:abstractNum>
-  <w:abstractNum w:abstractNumId="62" w15:restartNumberingAfterBreak="0">
+  <w:abstractNum w:abstractNumId="67" w15:restartNumberingAfterBreak="0">
     <w:nsid w:val="6C9D0E84"/>
     <w:multiLevelType w:val="hybridMultilevel"/>
     <w:tmpl w:val="B05C2B22"/>
@@ -6795,7 +7884,7 @@
       </w:pPr>
     </w:lvl>
   </w:abstractNum>
-  <w:abstractNum w:abstractNumId="63" w15:restartNumberingAfterBreak="0">
+  <w:abstractNum w:abstractNumId="68" w15:restartNumberingAfterBreak="0">
     <w:nsid w:val="70E4294E"/>
     <w:multiLevelType w:val="hybridMultilevel"/>
     <w:tmpl w:val="21CA86EC"/>
@@ -6911,7 +8000,7 @@
       </w:pPr>
     </w:lvl>
   </w:abstractNum>
-  <w:abstractNum w:abstractNumId="64" w15:restartNumberingAfterBreak="0">
+  <w:abstractNum w:abstractNumId="69" w15:restartNumberingAfterBreak="0">
     <w:nsid w:val="73042D5E"/>
     <w:multiLevelType w:val="hybridMultilevel"/>
     <w:tmpl w:val="1B944A46"/>
@@ -7027,7 +8116,7 @@
       </w:pPr>
     </w:lvl>
   </w:abstractNum>
-  <w:abstractNum w:abstractNumId="65" w15:restartNumberingAfterBreak="0">
+  <w:abstractNum w:abstractNumId="70" w15:restartNumberingAfterBreak="0">
     <w:nsid w:val="76BB2B30"/>
     <w:multiLevelType w:val="hybridMultilevel"/>
     <w:tmpl w:val="165AC012"/>
@@ -7140,7 +8229,7 @@
       </w:rPr>
     </w:lvl>
   </w:abstractNum>
-  <w:abstractNum w:abstractNumId="66" w15:restartNumberingAfterBreak="0">
+  <w:abstractNum w:abstractNumId="71" w15:restartNumberingAfterBreak="0">
     <w:nsid w:val="77670589"/>
     <w:multiLevelType w:val="hybridMultilevel"/>
     <w:tmpl w:val="3EDA81A0"/>
@@ -7229,7 +8318,7 @@
       </w:pPr>
     </w:lvl>
   </w:abstractNum>
-  <w:abstractNum w:abstractNumId="67" w15:restartNumberingAfterBreak="0">
+  <w:abstractNum w:abstractNumId="72" w15:restartNumberingAfterBreak="0">
     <w:nsid w:val="7D920C24"/>
     <w:multiLevelType w:val="hybridMultilevel"/>
     <w:tmpl w:val="F560009A"/>
@@ -7316,40 +8405,40 @@
     </w:lvl>
   </w:abstractNum>
   <w:num w:numId="1" w16cid:durableId="175653044">
-    <w:abstractNumId w:val="47"/>
+    <w:abstractNumId w:val="51"/>
   </w:num>
   <w:num w:numId="2" w16cid:durableId="1193373969">
     <w:abstractNumId w:val="10"/>
   </w:num>
   <w:num w:numId="3" w16cid:durableId="507256770">
-    <w:abstractNumId w:val="19"/>
+    <w:abstractNumId w:val="20"/>
   </w:num>
   <w:num w:numId="4" w16cid:durableId="2037727094">
-    <w:abstractNumId w:val="36"/>
+    <w:abstractNumId w:val="39"/>
   </w:num>
   <w:num w:numId="5" w16cid:durableId="2048723498">
-    <w:abstractNumId w:val="49"/>
+    <w:abstractNumId w:val="53"/>
   </w:num>
   <w:num w:numId="6" w16cid:durableId="591671294">
-    <w:abstractNumId w:val="60"/>
+    <w:abstractNumId w:val="65"/>
   </w:num>
   <w:num w:numId="7" w16cid:durableId="1147629086">
-    <w:abstractNumId w:val="22"/>
+    <w:abstractNumId w:val="24"/>
   </w:num>
   <w:num w:numId="8" w16cid:durableId="610164983">
-    <w:abstractNumId w:val="54"/>
+    <w:abstractNumId w:val="58"/>
   </w:num>
   <w:num w:numId="9" w16cid:durableId="242955285">
     <w:abstractNumId w:val="18"/>
   </w:num>
   <w:num w:numId="10" w16cid:durableId="1082988873">
-    <w:abstractNumId w:val="45"/>
+    <w:abstractNumId w:val="48"/>
   </w:num>
   <w:num w:numId="11" w16cid:durableId="1802380794">
-    <w:abstractNumId w:val="61"/>
+    <w:abstractNumId w:val="66"/>
   </w:num>
   <w:num w:numId="12" w16cid:durableId="149953142">
-    <w:abstractNumId w:val="24"/>
+    <w:abstractNumId w:val="26"/>
     <w:lvlOverride w:ilvl="0">
       <w:startOverride w:val="1"/>
     </w:lvlOverride>
@@ -7375,19 +8464,19 @@
     </w:lvlOverride>
   </w:num>
   <w:num w:numId="13" w16cid:durableId="1295253846">
-    <w:abstractNumId w:val="55"/>
+    <w:abstractNumId w:val="59"/>
   </w:num>
   <w:num w:numId="14" w16cid:durableId="1737824327">
-    <w:abstractNumId w:val="53"/>
+    <w:abstractNumId w:val="57"/>
   </w:num>
   <w:num w:numId="15" w16cid:durableId="193924544">
-    <w:abstractNumId w:val="40"/>
+    <w:abstractNumId w:val="43"/>
   </w:num>
   <w:num w:numId="16" w16cid:durableId="2117943530">
     <w:abstractNumId w:val="13"/>
   </w:num>
   <w:num w:numId="17" w16cid:durableId="490872939">
-    <w:abstractNumId w:val="34"/>
+    <w:abstractNumId w:val="37"/>
   </w:num>
   <w:num w:numId="18" w16cid:durableId="1539705565">
     <w:abstractNumId w:val="3"/>
@@ -7396,43 +8485,43 @@
     <w:abstractNumId w:val="6"/>
   </w:num>
   <w:num w:numId="20" w16cid:durableId="2133591484">
-    <w:abstractNumId w:val="39"/>
+    <w:abstractNumId w:val="42"/>
   </w:num>
   <w:num w:numId="21" w16cid:durableId="1755931734">
+    <w:abstractNumId w:val="49"/>
+  </w:num>
+  <w:num w:numId="22" w16cid:durableId="870918023">
     <w:abstractNumId w:val="46"/>
   </w:num>
-  <w:num w:numId="22" w16cid:durableId="870918023">
-    <w:abstractNumId w:val="43"/>
-  </w:num>
   <w:num w:numId="23" w16cid:durableId="2020085105">
-    <w:abstractNumId w:val="56"/>
+    <w:abstractNumId w:val="60"/>
   </w:num>
   <w:num w:numId="24" w16cid:durableId="416365350">
-    <w:abstractNumId w:val="28"/>
+    <w:abstractNumId w:val="30"/>
   </w:num>
   <w:num w:numId="25" w16cid:durableId="669717176">
-    <w:abstractNumId w:val="42"/>
+    <w:abstractNumId w:val="45"/>
   </w:num>
   <w:num w:numId="26" w16cid:durableId="1266303625">
-    <w:abstractNumId w:val="29"/>
+    <w:abstractNumId w:val="32"/>
   </w:num>
   <w:num w:numId="27" w16cid:durableId="1475102072">
-    <w:abstractNumId w:val="20"/>
+    <w:abstractNumId w:val="21"/>
   </w:num>
   <w:num w:numId="28" w16cid:durableId="1146124917">
+    <w:abstractNumId w:val="44"/>
+  </w:num>
+  <w:num w:numId="29" w16cid:durableId="1954089041">
+    <w:abstractNumId w:val="62"/>
+  </w:num>
+  <w:num w:numId="30" w16cid:durableId="224801921">
+    <w:abstractNumId w:val="67"/>
+  </w:num>
+  <w:num w:numId="31" w16cid:durableId="1776053006">
     <w:abstractNumId w:val="41"/>
   </w:num>
-  <w:num w:numId="29" w16cid:durableId="1954089041">
-    <w:abstractNumId w:val="57"/>
-  </w:num>
-  <w:num w:numId="30" w16cid:durableId="224801921">
-    <w:abstractNumId w:val="62"/>
-  </w:num>
-  <w:num w:numId="31" w16cid:durableId="1776053006">
-    <w:abstractNumId w:val="38"/>
-  </w:num>
   <w:num w:numId="32" w16cid:durableId="1133058853">
-    <w:abstractNumId w:val="66"/>
+    <w:abstractNumId w:val="71"/>
   </w:num>
   <w:num w:numId="33" w16cid:durableId="1636448663">
     <w:abstractNumId w:val="7"/>
@@ -7450,37 +8539,37 @@
     <w:abstractNumId w:val="0"/>
   </w:num>
   <w:num w:numId="38" w16cid:durableId="1856308743">
-    <w:abstractNumId w:val="67"/>
+    <w:abstractNumId w:val="72"/>
   </w:num>
   <w:num w:numId="39" w16cid:durableId="133255702">
     <w:abstractNumId w:val="9"/>
   </w:num>
   <w:num w:numId="40" w16cid:durableId="1057627295">
-    <w:abstractNumId w:val="48"/>
+    <w:abstractNumId w:val="52"/>
   </w:num>
   <w:num w:numId="41" w16cid:durableId="1422676808">
-    <w:abstractNumId w:val="21"/>
+    <w:abstractNumId w:val="23"/>
   </w:num>
   <w:num w:numId="42" w16cid:durableId="513616112">
-    <w:abstractNumId w:val="51"/>
+    <w:abstractNumId w:val="55"/>
   </w:num>
   <w:num w:numId="43" w16cid:durableId="1527408862">
-    <w:abstractNumId w:val="31"/>
+    <w:abstractNumId w:val="34"/>
   </w:num>
   <w:num w:numId="44" w16cid:durableId="1031422146">
-    <w:abstractNumId w:val="35"/>
+    <w:abstractNumId w:val="38"/>
   </w:num>
   <w:num w:numId="45" w16cid:durableId="86269860">
     <w:abstractNumId w:val="14"/>
   </w:num>
   <w:num w:numId="46" w16cid:durableId="1094593007">
-    <w:abstractNumId w:val="26"/>
+    <w:abstractNumId w:val="28"/>
   </w:num>
   <w:num w:numId="47" w16cid:durableId="756172649">
-    <w:abstractNumId w:val="23"/>
+    <w:abstractNumId w:val="25"/>
   </w:num>
   <w:num w:numId="48" w16cid:durableId="1992902560">
-    <w:abstractNumId w:val="44"/>
+    <w:abstractNumId w:val="47"/>
   </w:num>
   <w:num w:numId="49" w16cid:durableId="1970168133">
     <w:abstractNumId w:val="4"/>
@@ -7495,7 +8584,7 @@
     <w:abstractNumId w:val="16"/>
   </w:num>
   <w:num w:numId="53" w16cid:durableId="1180041987">
-    <w:abstractNumId w:val="27"/>
+    <w:abstractNumId w:val="29"/>
   </w:num>
   <w:num w:numId="54" w16cid:durableId="1095251859">
     <w:abstractNumId w:val="17"/>
@@ -7510,13 +8599,13 @@
     </w:lvlOverride>
   </w:num>
   <w:num w:numId="56" w16cid:durableId="1094935886">
-    <w:abstractNumId w:val="27"/>
+    <w:abstractNumId w:val="29"/>
     <w:lvlOverride w:ilvl="0">
       <w:startOverride w:val="1"/>
     </w:lvlOverride>
   </w:num>
   <w:num w:numId="57" w16cid:durableId="358900644">
-    <w:abstractNumId w:val="50"/>
+    <w:abstractNumId w:val="54"/>
   </w:num>
   <w:num w:numId="58" w16cid:durableId="744298289">
     <w:abstractNumId w:val="5"/>
@@ -7525,43 +8614,93 @@
     <w:abstractNumId w:val="1"/>
   </w:num>
   <w:num w:numId="60" w16cid:durableId="855267421">
-    <w:abstractNumId w:val="25"/>
+    <w:abstractNumId w:val="27"/>
   </w:num>
   <w:num w:numId="61" w16cid:durableId="827090063">
-    <w:abstractNumId w:val="64"/>
+    <w:abstractNumId w:val="69"/>
   </w:num>
   <w:num w:numId="62" w16cid:durableId="198906490">
-    <w:abstractNumId w:val="63"/>
+    <w:abstractNumId w:val="68"/>
   </w:num>
   <w:num w:numId="63" w16cid:durableId="72548656">
-    <w:abstractNumId w:val="52"/>
+    <w:abstractNumId w:val="56"/>
   </w:num>
   <w:num w:numId="64" w16cid:durableId="18819939">
-    <w:abstractNumId w:val="32"/>
+    <w:abstractNumId w:val="35"/>
   </w:num>
   <w:num w:numId="65" w16cid:durableId="1658220592">
-    <w:abstractNumId w:val="33"/>
+    <w:abstractNumId w:val="36"/>
   </w:num>
   <w:num w:numId="66" w16cid:durableId="240264181">
     <w:abstractNumId w:val="12"/>
   </w:num>
   <w:num w:numId="67" w16cid:durableId="1537234060">
-    <w:abstractNumId w:val="59"/>
+    <w:abstractNumId w:val="64"/>
   </w:num>
   <w:num w:numId="68" w16cid:durableId="1758936540">
-    <w:abstractNumId w:val="30"/>
+    <w:abstractNumId w:val="33"/>
   </w:num>
   <w:num w:numId="69" w16cid:durableId="1873028174">
-    <w:abstractNumId w:val="65"/>
+    <w:abstractNumId w:val="70"/>
   </w:num>
   <w:num w:numId="70" w16cid:durableId="1418137412">
-    <w:abstractNumId w:val="37"/>
+    <w:abstractNumId w:val="40"/>
   </w:num>
   <w:num w:numId="71" w16cid:durableId="434054275">
-    <w:abstractNumId w:val="58"/>
+    <w:abstractNumId w:val="63"/>
+  </w:num>
+  <w:num w:numId="72" w16cid:durableId="1221937143">
+    <w:abstractNumId w:val="19"/>
+  </w:num>
+  <w:num w:numId="73" w16cid:durableId="14159865">
+    <w:abstractNumId w:val="61"/>
+  </w:num>
+  <w:num w:numId="74" w16cid:durableId="2032220708">
+    <w:abstractNumId w:val="22"/>
+  </w:num>
+  <w:num w:numId="75" w16cid:durableId="2057659452">
+    <w:abstractNumId w:val="50"/>
+    <w:lvlOverride w:ilvl="0">
+      <w:startOverride w:val="1"/>
+    </w:lvlOverride>
+    <w:lvlOverride w:ilvl="1">
+      <w:startOverride w:val="1"/>
+    </w:lvlOverride>
+    <w:lvlOverride w:ilvl="2">
+      <w:startOverride w:val="1"/>
+    </w:lvlOverride>
+    <w:lvlOverride w:ilvl="3">
+      <w:startOverride w:val="1"/>
+    </w:lvlOverride>
+    <w:lvlOverride w:ilvl="4">
+      <w:startOverride w:val="1"/>
+    </w:lvlOverride>
+    <w:lvlOverride w:ilvl="5">
+      <w:startOverride w:val="1"/>
+    </w:lvlOverride>
+    <w:lvlOverride w:ilvl="6">
+      <w:startOverride w:val="1"/>
+    </w:lvlOverride>
+    <w:lvlOverride w:ilvl="7">
+      <w:startOverride w:val="1"/>
+    </w:lvlOverride>
+    <w:lvlOverride w:ilvl="8">
+      <w:startOverride w:val="1"/>
+    </w:lvlOverride>
+  </w:num>
+  <w:num w:numId="76" w16cid:durableId="1560819934">
+    <w:abstractNumId w:val="31"/>
   </w:num>
   <w:numIdMacAtCleanup w:val="64"/>
 </w:numbering>
+</file>
+
+<file path=word/people.xml><?xml version="1.0" encoding="utf-8"?>
+<w15:people xmlns:wpc="http://schemas.microsoft.com/office/word/2010/wordprocessingCanvas" xmlns:cx="http://schemas.microsoft.com/office/drawing/2014/chartex" xmlns:cx1="http://schemas.microsoft.com/office/drawing/2015/9/8/chartex" xmlns:cx2="http://schemas.microsoft.com/office/drawing/2015/10/21/chartex" xmlns:cx3="http://schemas.microsoft.com/office/drawing/2016/5/9/chartex" xmlns:cx4="http://schemas.microsoft.com/office/drawing/2016/5/10/chartex" xmlns:cx5="http://schemas.microsoft.com/office/drawing/2016/5/11/chartex" xmlns:cx6="http://schemas.microsoft.com/office/drawing/2016/5/12/chartex" xmlns:cx7="http://schemas.microsoft.com/office/drawing/2016/5/13/chartex" xmlns:cx8="http://schemas.microsoft.com/office/drawing/2016/5/14/chartex" xmlns:mc="http://schemas.openxmlformats.org/markup-compatibility/2006" xmlns:aink="http://schemas.microsoft.com/office/drawing/2016/ink" xmlns:am3d="http://schemas.microsoft.com/office/drawing/2017/model3d" xmlns:o="urn:schemas-microsoft-com:office:office" xmlns:oel="http://schemas.microsoft.com/office/2019/extlst" xmlns:r="http://schemas.openxmlformats.org/officeDocument/2006/relationships" xmlns:m="http://schemas.openxmlformats.org/officeDocument/2006/math" xmlns:v="urn:schemas-microsoft-com:vml" xmlns:wp14="http://schemas.microsoft.com/office/word/2010/wordprocessingDrawing" xmlns:wp="http://schemas.openxmlformats.org/drawingml/2006/wordprocessingDrawing" xmlns:w10="urn:schemas-microsoft-com:office:word" xmlns:w="http://schemas.openxmlformats.org/wordprocessingml/2006/main" xmlns:w14="http://schemas.microsoft.com/office/word/2010/wordml" xmlns:w15="http://schemas.microsoft.com/office/word/2012/wordml" xmlns:w16cex="http://schemas.microsoft.com/office/word/2018/wordml/cex" xmlns:w16cid="http://schemas.microsoft.com/office/word/2016/wordml/cid" xmlns:w16="http://schemas.microsoft.com/office/word/2018/wordml" xmlns:w16sdtdh="http://schemas.microsoft.com/office/word/2020/wordml/sdtdatahash" xmlns:w16se="http://schemas.microsoft.com/office/word/2015/wordml/symex" xmlns:wpg="http://schemas.microsoft.com/office/word/2010/wordprocessingGroup" xmlns:wpi="http://schemas.microsoft.com/office/word/2010/wordprocessingInk" xmlns:wne="http://schemas.microsoft.com/office/word/2006/wordml" xmlns:wps="http://schemas.microsoft.com/office/word/2010/wordprocessingShape" mc:Ignorable="w14 w15 w16se w16cid w16 w16cex w16sdtdh wp14">
+  <w15:person w15:author="郁敏 許">
+    <w15:presenceInfo w15:providerId="Windows Live" w15:userId="5aa517eba68fbe1e"/>
+  </w15:person>
+</w15:people>
 </file>
 
 <file path=word/styles.xml><?xml version="1.0" encoding="utf-8"?>
@@ -7601,12 +8740,12 @@
     <w:lsdException w:name="toc 1" w:locked="1" w:uiPriority="39"/>
     <w:lsdException w:name="toc 2" w:locked="1" w:uiPriority="39"/>
     <w:lsdException w:name="toc 3" w:locked="1" w:uiPriority="39"/>
-    <w:lsdException w:name="toc 4" w:locked="1" w:uiPriority="0"/>
-    <w:lsdException w:name="toc 5" w:locked="1" w:uiPriority="0"/>
-    <w:lsdException w:name="toc 6" w:locked="1" w:uiPriority="0"/>
-    <w:lsdException w:name="toc 7" w:locked="1" w:uiPriority="0"/>
-    <w:lsdException w:name="toc 8" w:locked="1" w:uiPriority="0"/>
-    <w:lsdException w:name="toc 9" w:locked="1" w:uiPriority="0"/>
+    <w:lsdException w:name="toc 4" w:locked="1" w:uiPriority="39"/>
+    <w:lsdException w:name="toc 5" w:locked="1" w:uiPriority="39"/>
+    <w:lsdException w:name="toc 6" w:locked="1" w:uiPriority="39"/>
+    <w:lsdException w:name="toc 7" w:locked="1" w:uiPriority="39"/>
+    <w:lsdException w:name="toc 8" w:locked="1" w:uiPriority="39"/>
+    <w:lsdException w:name="toc 9" w:locked="1" w:uiPriority="39"/>
     <w:lsdException w:name="Normal Indent" w:semiHidden="1" w:unhideWhenUsed="1"/>
     <w:lsdException w:name="footnote text" w:semiHidden="1" w:unhideWhenUsed="1"/>
     <w:lsdException w:name="annotation text" w:semiHidden="1" w:uiPriority="0" w:unhideWhenUsed="1"/>
@@ -10624,13 +11763,13 @@
     <w:uiPriority w:val="39"/>
     <w:unhideWhenUsed/>
     <w:locked/>
-    <w:rsid w:val="001D5033"/>
+    <w:rsid w:val="002A0631"/>
     <w:pPr>
       <w:widowControl/>
       <w:spacing w:after="100" w:line="259" w:lineRule="auto"/>
     </w:pPr>
     <w:rPr>
-      <w:rFonts w:asciiTheme="minorHAnsi" w:eastAsiaTheme="minorEastAsia" w:hAnsiTheme="minorHAnsi"/>
+      <w:rFonts w:asciiTheme="minorHAnsi" w:eastAsia="標楷體" w:hAnsiTheme="minorHAnsi"/>
       <w:kern w:val="0"/>
       <w:sz w:val="22"/>
       <w:szCs w:val="22"/>
@@ -10655,6 +11794,114 @@
       <w:kern w:val="0"/>
       <w:sz w:val="22"/>
       <w:szCs w:val="22"/>
+    </w:rPr>
+  </w:style>
+  <w:style w:type="paragraph" w:styleId="4">
+    <w:name w:val="toc 4"/>
+    <w:basedOn w:val="a"/>
+    <w:next w:val="a"/>
+    <w:autoRedefine/>
+    <w:uiPriority w:val="39"/>
+    <w:unhideWhenUsed/>
+    <w:locked/>
+    <w:rsid w:val="00270163"/>
+    <w:pPr>
+      <w:spacing w:after="160" w:line="278" w:lineRule="auto"/>
+      <w:ind w:leftChars="600" w:left="1440"/>
+    </w:pPr>
+    <w:rPr>
+      <w:rFonts w:asciiTheme="minorHAnsi" w:eastAsiaTheme="minorEastAsia" w:hAnsiTheme="minorHAnsi" w:cstheme="minorBidi"/>
+      <w14:ligatures w14:val="standardContextual"/>
+    </w:rPr>
+  </w:style>
+  <w:style w:type="paragraph" w:styleId="5">
+    <w:name w:val="toc 5"/>
+    <w:basedOn w:val="a"/>
+    <w:next w:val="a"/>
+    <w:autoRedefine/>
+    <w:uiPriority w:val="39"/>
+    <w:unhideWhenUsed/>
+    <w:locked/>
+    <w:rsid w:val="00270163"/>
+    <w:pPr>
+      <w:spacing w:after="160" w:line="278" w:lineRule="auto"/>
+      <w:ind w:leftChars="800" w:left="1920"/>
+    </w:pPr>
+    <w:rPr>
+      <w:rFonts w:asciiTheme="minorHAnsi" w:eastAsiaTheme="minorEastAsia" w:hAnsiTheme="minorHAnsi" w:cstheme="minorBidi"/>
+      <w14:ligatures w14:val="standardContextual"/>
+    </w:rPr>
+  </w:style>
+  <w:style w:type="paragraph" w:styleId="6">
+    <w:name w:val="toc 6"/>
+    <w:basedOn w:val="a"/>
+    <w:next w:val="a"/>
+    <w:autoRedefine/>
+    <w:uiPriority w:val="39"/>
+    <w:unhideWhenUsed/>
+    <w:locked/>
+    <w:rsid w:val="00270163"/>
+    <w:pPr>
+      <w:spacing w:after="160" w:line="278" w:lineRule="auto"/>
+      <w:ind w:leftChars="1000" w:left="2400"/>
+    </w:pPr>
+    <w:rPr>
+      <w:rFonts w:asciiTheme="minorHAnsi" w:eastAsiaTheme="minorEastAsia" w:hAnsiTheme="minorHAnsi" w:cstheme="minorBidi"/>
+      <w14:ligatures w14:val="standardContextual"/>
+    </w:rPr>
+  </w:style>
+  <w:style w:type="paragraph" w:styleId="7">
+    <w:name w:val="toc 7"/>
+    <w:basedOn w:val="a"/>
+    <w:next w:val="a"/>
+    <w:autoRedefine/>
+    <w:uiPriority w:val="39"/>
+    <w:unhideWhenUsed/>
+    <w:locked/>
+    <w:rsid w:val="00270163"/>
+    <w:pPr>
+      <w:spacing w:after="160" w:line="278" w:lineRule="auto"/>
+      <w:ind w:leftChars="1200" w:left="2880"/>
+    </w:pPr>
+    <w:rPr>
+      <w:rFonts w:asciiTheme="minorHAnsi" w:eastAsiaTheme="minorEastAsia" w:hAnsiTheme="minorHAnsi" w:cstheme="minorBidi"/>
+      <w14:ligatures w14:val="standardContextual"/>
+    </w:rPr>
+  </w:style>
+  <w:style w:type="paragraph" w:styleId="8">
+    <w:name w:val="toc 8"/>
+    <w:basedOn w:val="a"/>
+    <w:next w:val="a"/>
+    <w:autoRedefine/>
+    <w:uiPriority w:val="39"/>
+    <w:unhideWhenUsed/>
+    <w:locked/>
+    <w:rsid w:val="00270163"/>
+    <w:pPr>
+      <w:spacing w:after="160" w:line="278" w:lineRule="auto"/>
+      <w:ind w:leftChars="1400" w:left="3360"/>
+    </w:pPr>
+    <w:rPr>
+      <w:rFonts w:asciiTheme="minorHAnsi" w:eastAsiaTheme="minorEastAsia" w:hAnsiTheme="minorHAnsi" w:cstheme="minorBidi"/>
+      <w14:ligatures w14:val="standardContextual"/>
+    </w:rPr>
+  </w:style>
+  <w:style w:type="paragraph" w:styleId="9">
+    <w:name w:val="toc 9"/>
+    <w:basedOn w:val="a"/>
+    <w:next w:val="a"/>
+    <w:autoRedefine/>
+    <w:uiPriority w:val="39"/>
+    <w:unhideWhenUsed/>
+    <w:locked/>
+    <w:rsid w:val="00270163"/>
+    <w:pPr>
+      <w:spacing w:after="160" w:line="278" w:lineRule="auto"/>
+      <w:ind w:leftChars="1600" w:left="3840"/>
+    </w:pPr>
+    <w:rPr>
+      <w:rFonts w:asciiTheme="minorHAnsi" w:eastAsiaTheme="minorEastAsia" w:hAnsiTheme="minorHAnsi" w:cstheme="minorBidi"/>
+      <w14:ligatures w14:val="standardContextual"/>
     </w:rPr>
   </w:style>
 </w:styles>
